--- a/docs/项目对话全纪录.docx
+++ b/docs/项目对话全纪录.docx
@@ -6692,7 +6692,5332 @@
         <w:t xml:space="preserve">项目仓库：https://github.com/cjj197581/Test-Github-Blog</w:t>
       </w:r>
     </w:p>
+    <w:p>
+      <w:r>
+        <w:pict>
+          <v:rect style="width:0;height:1.5pt" o:hralign="center" o:hrstd="t" o:hr="t"/>
+        </w:pict>
+      </w:r>
+    </w:p>
     <w:bookmarkEnd w:id="45"/>
+    <w:bookmarkStart w:id="48" w:name="第六部分总结文档推送与网络问题"/>
+    <w:p>
+      <w:pPr>
+        <w:pStyle w:val="Heading1"/>
+      </w:pPr>
+      <w:r>
+        <w:rPr>
+          <w:rFonts w:hint="eastAsia"/>
+        </w:rPr>
+        <w:t xml:space="preserve">第六部分：总结文档推送与网络问题</w:t>
+      </w:r>
+    </w:p>
+    <w:bookmarkStart w:id="46" w:name="推送-docs-目录"/>
+    <w:p>
+      <w:pPr>
+        <w:pStyle w:val="Heading2"/>
+      </w:pPr>
+      <w:r>
+        <w:t xml:space="preserve">6.1 </w:t>
+      </w:r>
+      <w:r>
+        <w:rPr>
+          <w:rFonts w:hint="eastAsia"/>
+        </w:rPr>
+        <w:t xml:space="preserve">推送</w:t>
+      </w:r>
+      <w:r>
+        <w:t xml:space="preserve"> docs/ </w:t>
+      </w:r>
+      <w:r>
+        <w:rPr>
+          <w:rFonts w:hint="eastAsia"/>
+        </w:rPr>
+        <w:t xml:space="preserve">目录</w:t>
+      </w:r>
+    </w:p>
+    <w:p>
+      <w:pPr>
+        <w:pStyle w:val="FirstParagraph"/>
+      </w:pPr>
+      <w:r>
+        <w:rPr>
+          <w:rFonts w:hint="eastAsia"/>
+        </w:rPr>
+        <w:t xml:space="preserve">用户要求将工作小结报告更新到</w:t>
+      </w:r>
+      <w:r>
+        <w:t xml:space="preserve"> GitHub。Claude </w:t>
+      </w:r>
+      <w:r>
+        <w:rPr>
+          <w:rFonts w:hint="eastAsia"/>
+        </w:rPr>
+        <w:t xml:space="preserve">提交了</w:t>
+      </w:r>
+      <w:r>
+        <w:t xml:space="preserve"> </w:t>
+      </w:r>
+      <w:r>
+        <w:rPr>
+          <w:rStyle w:val="VerbatimChar"/>
+        </w:rPr>
+        <w:t xml:space="preserve">docs/</w:t>
+      </w:r>
+      <w:r>
+        <w:t xml:space="preserve"> </w:t>
+      </w:r>
+      <w:r>
+        <w:rPr>
+          <w:rFonts w:hint="eastAsia"/>
+        </w:rPr>
+        <w:t xml:space="preserve">下的</w:t>
+      </w:r>
+      <w:r>
+        <w:t xml:space="preserve"> 4 </w:t>
+      </w:r>
+      <w:r>
+        <w:rPr>
+          <w:rFonts w:hint="eastAsia"/>
+        </w:rPr>
+        <w:t xml:space="preserve">个文件（两份</w:t>
+      </w:r>
+      <w:r>
+        <w:t xml:space="preserve"> Markdown + </w:t>
+      </w:r>
+      <w:r>
+        <w:rPr>
+          <w:rFonts w:hint="eastAsia"/>
+        </w:rPr>
+        <w:t xml:space="preserve">两份</w:t>
+      </w:r>
+      <w:r>
+        <w:t xml:space="preserve"> </w:t>
+      </w:r>
+      <w:r>
+        <w:rPr>
+          <w:rFonts w:hint="eastAsia"/>
+        </w:rPr>
+        <w:t xml:space="preserve">Word），并执行</w:t>
+      </w:r>
+      <w:r>
+        <w:t xml:space="preserve"> </w:t>
+      </w:r>
+      <w:r>
+        <w:rPr>
+          <w:rStyle w:val="VerbatimChar"/>
+        </w:rPr>
+        <w:t xml:space="preserve">git push</w:t>
+      </w:r>
+      <w:r>
+        <w:t xml:space="preserve">。</w:t>
+      </w:r>
+    </w:p>
+    <w:bookmarkEnd w:id="46"/>
+    <w:bookmarkStart w:id="47" w:name="https-连接被重置"/>
+    <w:p>
+      <w:pPr>
+        <w:pStyle w:val="Heading2"/>
+      </w:pPr>
+      <w:r>
+        <w:t xml:space="preserve">6.2 HTTPS </w:t>
+      </w:r>
+      <w:r>
+        <w:rPr>
+          <w:rFonts w:hint="eastAsia"/>
+        </w:rPr>
+        <w:t xml:space="preserve">连接被重置</w:t>
+      </w:r>
+    </w:p>
+    <w:p>
+      <w:pPr>
+        <w:pStyle w:val="FirstParagraph"/>
+      </w:pPr>
+      <w:r>
+        <w:rPr>
+          <w:rFonts w:hint="eastAsia"/>
+          <w:b/>
+          <w:bCs/>
+        </w:rPr>
+        <w:t xml:space="preserve">现象</w:t>
+      </w:r>
+      <w:r>
+        <w:rPr>
+          <w:rFonts w:hint="eastAsia"/>
+        </w:rPr>
+        <w:t xml:space="preserve">：</w:t>
+      </w:r>
+      <w:r>
+        <w:rPr>
+          <w:rStyle w:val="VerbatimChar"/>
+        </w:rPr>
+        <w:t xml:space="preserve">git push</w:t>
+      </w:r>
+      <w:r>
+        <w:t xml:space="preserve"> </w:t>
+      </w:r>
+      <w:r>
+        <w:rPr>
+          <w:rFonts w:hint="eastAsia"/>
+        </w:rPr>
+        <w:t xml:space="preserve">报错</w:t>
+      </w:r>
+      <w:r>
+        <w:t xml:space="preserve"> </w:t>
+      </w:r>
+      <w:r>
+        <w:rPr>
+          <w:rStyle w:val="VerbatimChar"/>
+        </w:rPr>
+        <w:t xml:space="preserve">Recv failure: Connection was reset</w:t>
+      </w:r>
+      <w:r>
+        <w:rPr>
+          <w:rFonts w:hint="eastAsia"/>
+        </w:rPr>
+        <w:t xml:space="preserve">，无法通过</w:t>
+      </w:r>
+      <w:r>
+        <w:t xml:space="preserve"> HTTPS 443 </w:t>
+      </w:r>
+      <w:r>
+        <w:rPr>
+          <w:rFonts w:hint="eastAsia"/>
+        </w:rPr>
+        <w:t xml:space="preserve">端口连接</w:t>
+      </w:r>
+      <w:r>
+        <w:t xml:space="preserve"> GitHub。</w:t>
+      </w:r>
+    </w:p>
+    <w:p>
+      <w:pPr>
+        <w:pStyle w:val="BodyText"/>
+      </w:pPr>
+      <w:r>
+        <w:rPr>
+          <w:rFonts w:hint="eastAsia"/>
+          <w:b/>
+          <w:bCs/>
+        </w:rPr>
+        <w:t xml:space="preserve">排查过程</w:t>
+      </w:r>
+      <w:r>
+        <w:rPr>
+          <w:rFonts w:hint="eastAsia"/>
+        </w:rPr>
+        <w:t xml:space="preserve">：</w:t>
+      </w:r>
+      <w:r>
+        <w:t xml:space="preserve"> </w:t>
+      </w:r>
+      <w:r>
+        <w:t xml:space="preserve">1.</w:t>
+      </w:r>
+      <w:r>
+        <w:t xml:space="preserve"> </w:t>
+      </w:r>
+      <w:r>
+        <w:rPr>
+          <w:rStyle w:val="VerbatimChar"/>
+        </w:rPr>
+        <w:t xml:space="preserve">ping github.com</w:t>
+      </w:r>
+      <w:r>
+        <w:t xml:space="preserve"> </w:t>
+      </w:r>
+      <w:r>
+        <w:t xml:space="preserve">— </w:t>
+      </w:r>
+      <w:r>
+        <w:rPr>
+          <w:rFonts w:hint="eastAsia"/>
+        </w:rPr>
+        <w:t xml:space="preserve">正常（70ms），说明</w:t>
+      </w:r>
+      <w:r>
+        <w:t xml:space="preserve"> IP </w:t>
+      </w:r>
+      <w:r>
+        <w:rPr>
+          <w:rFonts w:hint="eastAsia"/>
+        </w:rPr>
+        <w:t xml:space="preserve">可达</w:t>
+      </w:r>
+      <w:r>
+        <w:t xml:space="preserve"> </w:t>
+      </w:r>
+      <w:r>
+        <w:t xml:space="preserve">2.</w:t>
+      </w:r>
+      <w:r>
+        <w:t xml:space="preserve"> </w:t>
+      </w:r>
+      <w:r>
+        <w:rPr>
+          <w:rStyle w:val="VerbatimChar"/>
+        </w:rPr>
+        <w:t xml:space="preserve">git config --global http.proxy</w:t>
+      </w:r>
+      <w:r>
+        <w:t xml:space="preserve"> </w:t>
+      </w:r>
+      <w:r>
+        <w:t xml:space="preserve">— </w:t>
+      </w:r>
+      <w:r>
+        <w:rPr>
+          <w:rFonts w:hint="eastAsia"/>
+        </w:rPr>
+        <w:t xml:space="preserve">无代理配置</w:t>
+      </w:r>
+      <w:r>
+        <w:t xml:space="preserve"> </w:t>
+      </w:r>
+      <w:r>
+        <w:t xml:space="preserve">3.</w:t>
+      </w:r>
+      <w:r>
+        <w:t xml:space="preserve"> </w:t>
+      </w:r>
+      <w:r>
+        <w:rPr>
+          <w:rStyle w:val="VerbatimChar"/>
+        </w:rPr>
+        <w:t xml:space="preserve">ssh -T git@github.com</w:t>
+      </w:r>
+      <w:r>
+        <w:t xml:space="preserve"> </w:t>
+      </w:r>
+      <w:r>
+        <w:t xml:space="preserve">— </w:t>
+      </w:r>
+      <w:r>
+        <w:rPr>
+          <w:rFonts w:hint="eastAsia"/>
+        </w:rPr>
+        <w:t xml:space="preserve">成功认证（</w:t>
+      </w:r>
+      <w:r>
+        <w:rPr>
+          <w:rStyle w:val="VerbatimChar"/>
+        </w:rPr>
+        <w:t xml:space="preserve">Hi cjj197581!</w:t>
+      </w:r>
+      <w:r>
+        <w:rPr>
+          <w:rFonts w:hint="eastAsia"/>
+        </w:rPr>
+        <w:t xml:space="preserve">），说明</w:t>
+      </w:r>
+      <w:r>
+        <w:t xml:space="preserve"> SSH 22 </w:t>
+      </w:r>
+      <w:r>
+        <w:rPr>
+          <w:rFonts w:hint="eastAsia"/>
+        </w:rPr>
+        <w:t xml:space="preserve">端口畅通</w:t>
+      </w:r>
+    </w:p>
+    <w:p>
+      <w:pPr>
+        <w:pStyle w:val="BodyText"/>
+      </w:pPr>
+      <w:r>
+        <w:rPr>
+          <w:rFonts w:hint="eastAsia"/>
+          <w:b/>
+          <w:bCs/>
+        </w:rPr>
+        <w:t xml:space="preserve">根因</w:t>
+      </w:r>
+      <w:r>
+        <w:rPr>
+          <w:rFonts w:hint="eastAsia"/>
+        </w:rPr>
+        <w:t xml:space="preserve">：公司网络对</w:t>
+      </w:r>
+      <w:r>
+        <w:t xml:space="preserve"> HTTPS 443 </w:t>
+      </w:r>
+      <w:r>
+        <w:rPr>
+          <w:rFonts w:hint="eastAsia"/>
+        </w:rPr>
+        <w:t xml:space="preserve">端口做了限制，但</w:t>
+      </w:r>
+      <w:r>
+        <w:t xml:space="preserve"> SSH 22 </w:t>
+      </w:r>
+      <w:r>
+        <w:rPr>
+          <w:rFonts w:hint="eastAsia"/>
+        </w:rPr>
+        <w:t xml:space="preserve">端口正常。</w:t>
+      </w:r>
+    </w:p>
+    <w:p>
+      <w:pPr>
+        <w:pStyle w:val="BodyText"/>
+      </w:pPr>
+      <w:r>
+        <w:rPr>
+          <w:rFonts w:hint="eastAsia"/>
+          <w:b/>
+          <w:bCs/>
+        </w:rPr>
+        <w:t xml:space="preserve">修复</w:t>
+      </w:r>
+      <w:r>
+        <w:rPr>
+          <w:rFonts w:hint="eastAsia"/>
+        </w:rPr>
+        <w:t xml:space="preserve">：将</w:t>
+      </w:r>
+      <w:r>
+        <w:t xml:space="preserve"> remote URL </w:t>
+      </w:r>
+      <w:r>
+        <w:rPr>
+          <w:rFonts w:hint="eastAsia"/>
+        </w:rPr>
+        <w:t xml:space="preserve">从</w:t>
+      </w:r>
+      <w:r>
+        <w:t xml:space="preserve"> HTTPS </w:t>
+      </w:r>
+      <w:r>
+        <w:rPr>
+          <w:rFonts w:hint="eastAsia"/>
+        </w:rPr>
+        <w:t xml:space="preserve">切为</w:t>
+      </w:r>
+      <w:r>
+        <w:t xml:space="preserve"> </w:t>
+      </w:r>
+      <w:r>
+        <w:rPr>
+          <w:rFonts w:hint="eastAsia"/>
+        </w:rPr>
+        <w:t xml:space="preserve">SSH：</w:t>
+      </w:r>
+    </w:p>
+    <w:p>
+      <w:pPr>
+        <w:pStyle w:val="SourceCode"/>
+      </w:pPr>
+      <w:r>
+        <w:rPr>
+          <w:rStyle w:val="FunctionTok"/>
+        </w:rPr>
+        <w:t xml:space="preserve">git</w:t>
+      </w:r>
+      <w:r>
+        <w:rPr>
+          <w:rStyle w:val="NormalTok"/>
+        </w:rPr>
+        <w:t xml:space="preserve"> remote set-url origin git@github.com:cjj197581/Test-Github-Blog.git</w:t>
+      </w:r>
+    </w:p>
+    <w:p>
+      <w:pPr>
+        <w:pStyle w:val="FirstParagraph"/>
+      </w:pPr>
+      <w:r>
+        <w:rPr>
+          <w:rFonts w:hint="eastAsia"/>
+        </w:rPr>
+        <w:t xml:space="preserve">之后推送成功。这是本项目第二次网络相关的问题（第一次是</w:t>
+      </w:r>
+      <w:r>
+        <w:t xml:space="preserve"> </w:t>
+      </w:r>
+      <w:r>
+        <w:rPr>
+          <w:rStyle w:val="VerbatimChar"/>
+        </w:rPr>
+        <w:t xml:space="preserve">gh</w:t>
+      </w:r>
+      <w:r>
+        <w:t xml:space="preserve"> </w:t>
+      </w:r>
+      <w:r>
+        <w:t xml:space="preserve">CLI </w:t>
+      </w:r>
+      <w:r>
+        <w:rPr>
+          <w:rFonts w:hint="eastAsia"/>
+        </w:rPr>
+        <w:t xml:space="preserve">不可用），SSH</w:t>
+      </w:r>
+      <w:r>
+        <w:t xml:space="preserve"> </w:t>
+      </w:r>
+      <w:r>
+        <w:rPr>
+          <w:rFonts w:hint="eastAsia"/>
+        </w:rPr>
+        <w:t xml:space="preserve">协议在当前网络环境下更可靠。</w:t>
+      </w:r>
+    </w:p>
+    <w:p>
+      <w:r>
+        <w:pict>
+          <v:rect style="width:0;height:1.5pt" o:hralign="center" o:hrstd="t" o:hr="t"/>
+        </w:pict>
+      </w:r>
+    </w:p>
+    <w:bookmarkEnd w:id="47"/>
+    <w:bookmarkEnd w:id="48"/>
+    <w:bookmarkStart w:id="57" w:name="第七部分htmlmarkdown-工具的工程化"/>
+    <w:p>
+      <w:pPr>
+        <w:pStyle w:val="Heading1"/>
+      </w:pPr>
+      <w:r>
+        <w:rPr>
+          <w:rFonts w:hint="eastAsia"/>
+        </w:rPr>
+        <w:t xml:space="preserve">第七部分：HTML→Markdown</w:t>
+      </w:r>
+      <w:r>
+        <w:t xml:space="preserve"> </w:t>
+      </w:r>
+      <w:r>
+        <w:rPr>
+          <w:rFonts w:hint="eastAsia"/>
+        </w:rPr>
+        <w:t xml:space="preserve">工具的工程化</w:t>
+      </w:r>
+    </w:p>
+    <w:bookmarkStart w:id="49" w:name="用户需求"/>
+    <w:p>
+      <w:pPr>
+        <w:pStyle w:val="Heading2"/>
+      </w:pPr>
+      <w:r>
+        <w:t xml:space="preserve">7.1 </w:t>
+      </w:r>
+      <w:r>
+        <w:rPr>
+          <w:rFonts w:hint="eastAsia"/>
+        </w:rPr>
+        <w:t xml:space="preserve">用户需求</w:t>
+      </w:r>
+    </w:p>
+    <w:p>
+      <w:pPr>
+        <w:pStyle w:val="FirstParagraph"/>
+      </w:pPr>
+      <w:r>
+        <w:rPr>
+          <w:rFonts w:hint="eastAsia"/>
+        </w:rPr>
+        <w:t xml:space="preserve">用户要求”将</w:t>
+      </w:r>
+      <w:r>
+        <w:t xml:space="preserve"> HTML→Markdown </w:t>
+      </w:r>
+      <w:r>
+        <w:rPr>
+          <w:rFonts w:hint="eastAsia"/>
+        </w:rPr>
+        <w:t xml:space="preserve">的转换逻辑写成</w:t>
+      </w:r>
+      <w:r>
+        <w:t xml:space="preserve"> Python </w:t>
+      </w:r>
+      <w:r>
+        <w:rPr>
+          <w:rFonts w:hint="eastAsia"/>
+        </w:rPr>
+        <w:t xml:space="preserve">脚本”——不是临时脚本，而是可复用的独立工具。</w:t>
+      </w:r>
+    </w:p>
+    <w:bookmarkEnd w:id="49"/>
+    <w:bookmarkStart w:id="50" w:name="脚本设计"/>
+    <w:p>
+      <w:pPr>
+        <w:pStyle w:val="Heading2"/>
+      </w:pPr>
+      <w:r>
+        <w:t xml:space="preserve">7.2 </w:t>
+      </w:r>
+      <w:r>
+        <w:rPr>
+          <w:rFonts w:hint="eastAsia"/>
+        </w:rPr>
+        <w:t xml:space="preserve">脚本设计</w:t>
+      </w:r>
+    </w:p>
+    <w:p>
+      <w:pPr>
+        <w:pStyle w:val="FirstParagraph"/>
+      </w:pPr>
+      <w:r>
+        <w:t xml:space="preserve">Claude </w:t>
+      </w:r>
+      <w:r>
+        <w:rPr>
+          <w:rFonts w:hint="eastAsia"/>
+        </w:rPr>
+        <w:t xml:space="preserve">创建了</w:t>
+      </w:r>
+      <w:r>
+        <w:t xml:space="preserve"> </w:t>
+      </w:r>
+      <w:r>
+        <w:rPr>
+          <w:rStyle w:val="VerbatimChar"/>
+        </w:rPr>
+        <w:t xml:space="preserve">tools/html2md.py</w:t>
+      </w:r>
+      <w:r>
+        <w:rPr>
+          <w:rFonts w:hint="eastAsia"/>
+        </w:rPr>
+        <w:t xml:space="preserve">（约</w:t>
+      </w:r>
+      <w:r>
+        <w:t xml:space="preserve"> 260 </w:t>
+      </w:r>
+      <w:r>
+        <w:rPr>
+          <w:rFonts w:hint="eastAsia"/>
+        </w:rPr>
+        <w:t xml:space="preserve">行），具备以下特性：</w:t>
+      </w:r>
+    </w:p>
+    <w:p>
+      <w:pPr>
+        <w:pStyle w:val="BodyText"/>
+      </w:pPr>
+      <w:r>
+        <w:rPr>
+          <w:rFonts w:hint="eastAsia"/>
+          <w:b/>
+          <w:bCs/>
+        </w:rPr>
+        <w:t xml:space="preserve">命令行接口</w:t>
+      </w:r>
+      <w:r>
+        <w:rPr>
+          <w:rFonts w:hint="eastAsia"/>
+        </w:rPr>
+        <w:t xml:space="preserve">：</w:t>
+      </w:r>
+    </w:p>
+    <w:p>
+      <w:pPr>
+        <w:pStyle w:val="SourceCode"/>
+      </w:pPr>
+      <w:r>
+        <w:rPr>
+          <w:rStyle w:val="ExtensionTok"/>
+        </w:rPr>
+        <w:t xml:space="preserve">python</w:t>
+      </w:r>
+      <w:r>
+        <w:rPr>
+          <w:rStyle w:val="NormalTok"/>
+        </w:rPr>
+        <w:t xml:space="preserve"> tools/html2md.py </w:t>
+      </w:r>
+      <w:r>
+        <w:rPr>
+          <w:rStyle w:val="OperatorTok"/>
+        </w:rPr>
+        <w:t xml:space="preserve">&lt;</w:t>
+      </w:r>
+      <w:r>
+        <w:rPr>
+          <w:rStyle w:val="NormalTok"/>
+        </w:rPr>
+        <w:t xml:space="preserve">输入.html</w:t>
+      </w:r>
+      <w:r>
+        <w:rPr>
+          <w:rStyle w:val="OperatorTok"/>
+        </w:rPr>
+        <w:t xml:space="preserve">&gt;</w:t>
+      </w:r>
+      <w:r>
+        <w:rPr>
+          <w:rStyle w:val="NormalTok"/>
+        </w:rPr>
+        <w:t xml:space="preserve"> </w:t>
+      </w:r>
+      <w:r>
+        <w:rPr>
+          <w:rStyle w:val="OperatorTok"/>
+        </w:rPr>
+        <w:t xml:space="preserve">&lt;</w:t>
+      </w:r>
+      <w:r>
+        <w:rPr>
+          <w:rStyle w:val="NormalTok"/>
+        </w:rPr>
+        <w:t xml:space="preserve">输出目录</w:t>
+      </w:r>
+      <w:r>
+        <w:rPr>
+          <w:rStyle w:val="OperatorTok"/>
+        </w:rPr>
+        <w:t xml:space="preserve">&gt;</w:t>
+      </w:r>
+      <w:r>
+        <w:rPr>
+          <w:rStyle w:val="NormalTok"/>
+        </w:rPr>
+        <w:t xml:space="preserve"> </w:t>
+      </w:r>
+      <w:r>
+        <w:rPr>
+          <w:rStyle w:val="PreprocessorTok"/>
+        </w:rPr>
+        <w:t xml:space="preserve">[</w:t>
+      </w:r>
+      <w:r>
+        <w:rPr>
+          <w:rStyle w:val="SpecialStringTok"/>
+        </w:rPr>
+        <w:t xml:space="preserve">标题</w:t>
+      </w:r>
+      <w:r>
+        <w:rPr>
+          <w:rStyle w:val="PreprocessorTok"/>
+        </w:rPr>
+        <w:t xml:space="preserve">]</w:t>
+      </w:r>
+      <w:r>
+        <w:rPr>
+          <w:rStyle w:val="NormalTok"/>
+        </w:rPr>
+        <w:t xml:space="preserve"> </w:t>
+      </w:r>
+      <w:r>
+        <w:rPr>
+          <w:rStyle w:val="PreprocessorTok"/>
+        </w:rPr>
+        <w:t xml:space="preserve">[</w:t>
+      </w:r>
+      <w:r>
+        <w:rPr>
+          <w:rStyle w:val="SpecialStringTok"/>
+        </w:rPr>
+        <w:t xml:space="preserve">日期</w:t>
+      </w:r>
+      <w:r>
+        <w:rPr>
+          <w:rStyle w:val="PreprocessorTok"/>
+        </w:rPr>
+        <w:t xml:space="preserve">]</w:t>
+      </w:r>
+    </w:p>
+    <w:p>
+      <w:pPr>
+        <w:pStyle w:val="FirstParagraph"/>
+      </w:pPr>
+      <w:r>
+        <w:rPr>
+          <w:b/>
+          <w:bCs/>
+        </w:rPr>
+        <w:t xml:space="preserve">11 </w:t>
+      </w:r>
+      <w:r>
+        <w:rPr>
+          <w:rFonts w:hint="eastAsia"/>
+          <w:b/>
+          <w:bCs/>
+        </w:rPr>
+        <w:t xml:space="preserve">步转换流水线</w:t>
+      </w:r>
+      <w:r>
+        <w:rPr>
+          <w:rFonts w:hint="eastAsia"/>
+        </w:rPr>
+        <w:t xml:space="preserve">：</w:t>
+      </w:r>
+    </w:p>
+    <w:p>
+      <w:pPr>
+        <w:pStyle w:val="SourceCode"/>
+      </w:pPr>
+      <w:r>
+        <w:rPr>
+          <w:rStyle w:val="VerbatimChar"/>
+        </w:rPr>
+        <w:t xml:space="preserve">Step 1  </w:t>
+      </w:r>
+      <w:r>
+        <w:rPr>
+          <w:rStyle w:val="VerbatimChar"/>
+          <w:rFonts w:hint="eastAsia"/>
+        </w:rPr>
+        <w:t xml:space="preserve">读取源文件</w:t>
+      </w:r>
+      <w:r>
+        <w:br/>
+      </w:r>
+      <w:r>
+        <w:rPr>
+          <w:rStyle w:val="VerbatimChar"/>
+        </w:rPr>
+        <w:t xml:space="preserve">Step 2  </w:t>
+      </w:r>
+      <w:r>
+        <w:rPr>
+          <w:rStyle w:val="VerbatimChar"/>
+          <w:rFonts w:hint="eastAsia"/>
+        </w:rPr>
+        <w:t xml:space="preserve">提取</w:t>
+      </w:r>
+      <w:r>
+        <w:rPr>
+          <w:rStyle w:val="VerbatimChar"/>
+        </w:rPr>
+        <w:t xml:space="preserve"> base64 </w:t>
+      </w:r>
+      <w:r>
+        <w:rPr>
+          <w:rStyle w:val="VerbatimChar"/>
+          <w:rFonts w:hint="eastAsia"/>
+        </w:rPr>
+        <w:t xml:space="preserve">图片</w:t>
+      </w:r>
+      <w:r>
+        <w:rPr>
+          <w:rStyle w:val="VerbatimChar"/>
+        </w:rPr>
+        <w:t xml:space="preserve"> → PNG </w:t>
+      </w:r>
+      <w:r>
+        <w:rPr>
+          <w:rStyle w:val="VerbatimChar"/>
+          <w:rFonts w:hint="eastAsia"/>
+        </w:rPr>
+        <w:t xml:space="preserve">文件（先于正文处理，避免大字符串污染）</w:t>
+      </w:r>
+      <w:r>
+        <w:br/>
+      </w:r>
+      <w:r>
+        <w:rPr>
+          <w:rStyle w:val="VerbatimChar"/>
+        </w:rPr>
+        <w:t xml:space="preserve">Step 3  </w:t>
+      </w:r>
+      <w:r>
+        <w:rPr>
+          <w:rStyle w:val="VerbatimChar"/>
+          <w:rFonts w:hint="eastAsia"/>
+        </w:rPr>
+        <w:t xml:space="preserve">深度计数器提取正文（初始</w:t>
+      </w:r>
+      <w:r>
+        <w:rPr>
+          <w:rStyle w:val="VerbatimChar"/>
+        </w:rPr>
+        <w:t xml:space="preserve"> </w:t>
+      </w:r>
+      <w:r>
+        <w:rPr>
+          <w:rStyle w:val="VerbatimChar"/>
+          <w:rFonts w:hint="eastAsia"/>
+        </w:rPr>
+        <w:t xml:space="preserve">depth=1，精确匹配嵌套闭合标签）</w:t>
+      </w:r>
+      <w:r>
+        <w:br/>
+      </w:r>
+      <w:r>
+        <w:rPr>
+          <w:rStyle w:val="VerbatimChar"/>
+        </w:rPr>
+        <w:t xml:space="preserve">Step 4  </w:t>
+      </w:r>
+      <w:r>
+        <w:rPr>
+          <w:rStyle w:val="VerbatimChar"/>
+          <w:rFonts w:hint="eastAsia"/>
+        </w:rPr>
+        <w:t xml:space="preserve">移除</w:t>
+      </w:r>
+      <w:r>
+        <w:rPr>
+          <w:rStyle w:val="VerbatimChar"/>
+        </w:rPr>
+        <w:t xml:space="preserve"> &lt;script&gt; </w:t>
+      </w:r>
+      <w:r>
+        <w:rPr>
+          <w:rStyle w:val="VerbatimChar"/>
+          <w:rFonts w:hint="eastAsia"/>
+        </w:rPr>
+        <w:t xml:space="preserve">和侧边栏导航</w:t>
+      </w:r>
+      <w:r>
+        <w:br/>
+      </w:r>
+      <w:r>
+        <w:rPr>
+          <w:rStyle w:val="VerbatimChar"/>
+        </w:rPr>
+        <w:t xml:space="preserve">Step 5  HTML → Markdown </w:t>
+      </w:r>
+      <w:r>
+        <w:rPr>
+          <w:rStyle w:val="VerbatimChar"/>
+          <w:rFonts w:hint="eastAsia"/>
+        </w:rPr>
+        <w:t xml:space="preserve">语义映射</w:t>
+      </w:r>
+      <w:r>
+        <w:br/>
+      </w:r>
+      <w:r>
+        <w:rPr>
+          <w:rStyle w:val="VerbatimChar"/>
+        </w:rPr>
+        <w:t xml:space="preserve">        ├ </w:t>
+      </w:r>
+      <w:r>
+        <w:rPr>
+          <w:rStyle w:val="VerbatimChar"/>
+          <w:rFonts w:hint="eastAsia"/>
+        </w:rPr>
+        <w:t xml:space="preserve">标题</w:t>
+      </w:r>
+      <w:r>
+        <w:rPr>
+          <w:rStyle w:val="VerbatimChar"/>
+        </w:rPr>
+        <w:t xml:space="preserve"> h2~h4         → ## ~ ####</w:t>
+      </w:r>
+      <w:r>
+        <w:br/>
+      </w:r>
+      <w:r>
+        <w:rPr>
+          <w:rStyle w:val="VerbatimChar"/>
+        </w:rPr>
+        <w:t xml:space="preserve">        ├ </w:t>
+      </w:r>
+      <w:r>
+        <w:rPr>
+          <w:rStyle w:val="VerbatimChar"/>
+          <w:rFonts w:hint="eastAsia"/>
+        </w:rPr>
+        <w:t xml:space="preserve">段落/粗体/斜体/链接</w:t>
+      </w:r>
+      <w:r>
+        <w:rPr>
+          <w:rStyle w:val="VerbatimChar"/>
+        </w:rPr>
+        <w:t xml:space="preserve">  → MD </w:t>
+      </w:r>
+      <w:r>
+        <w:rPr>
+          <w:rStyle w:val="VerbatimChar"/>
+          <w:rFonts w:hint="eastAsia"/>
+        </w:rPr>
+        <w:t xml:space="preserve">等价</w:t>
+      </w:r>
+      <w:r>
+        <w:br/>
+      </w:r>
+      <w:r>
+        <w:rPr>
+          <w:rStyle w:val="VerbatimChar"/>
+        </w:rPr>
+        <w:t xml:space="preserve">        ├ Callout </w:t>
+      </w:r>
+      <w:r>
+        <w:rPr>
+          <w:rStyle w:val="VerbatimChar"/>
+          <w:rFonts w:hint="eastAsia"/>
+        </w:rPr>
+        <w:t xml:space="preserve">提示框</w:t>
+      </w:r>
+      <w:r>
+        <w:rPr>
+          <w:rStyle w:val="VerbatimChar"/>
+        </w:rPr>
+        <w:t xml:space="preserve">      → &gt; **LABEL:** ... </w:t>
+      </w:r>
+      <w:r>
+        <w:rPr>
+          <w:rStyle w:val="VerbatimChar"/>
+          <w:rFonts w:hint="eastAsia"/>
+        </w:rPr>
+        <w:t xml:space="preserve">（lbl</w:t>
+      </w:r>
+      <w:r>
+        <w:rPr>
+          <w:rStyle w:val="VerbatimChar"/>
+        </w:rPr>
+        <w:t xml:space="preserve"> div </w:t>
+      </w:r>
+      <w:r>
+        <w:rPr>
+          <w:rStyle w:val="VerbatimChar"/>
+          <w:rFonts w:hint="eastAsia"/>
+        </w:rPr>
+        <w:t xml:space="preserve">预处理消除嵌套）</w:t>
+      </w:r>
+      <w:r>
+        <w:br/>
+      </w:r>
+      <w:r>
+        <w:rPr>
+          <w:rStyle w:val="VerbatimChar"/>
+        </w:rPr>
+        <w:t xml:space="preserve">        ├ </w:t>
+      </w:r>
+      <w:r>
+        <w:rPr>
+          <w:rStyle w:val="VerbatimChar"/>
+          <w:rFonts w:hint="eastAsia"/>
+        </w:rPr>
+        <w:t xml:space="preserve">版本标签</w:t>
+      </w:r>
+      <w:r>
+        <w:rPr>
+          <w:rStyle w:val="VerbatimChar"/>
+        </w:rPr>
+        <w:t xml:space="preserve">            → </w:t>
+      </w:r>
+      <w:r>
+        <w:rPr>
+          <w:rStyle w:val="VerbatimChar"/>
+          <w:rFonts w:hint="eastAsia"/>
+        </w:rPr>
+        <w:t xml:space="preserve">*[标签]*</w:t>
+      </w:r>
+      <w:r>
+        <w:br/>
+      </w:r>
+      <w:r>
+        <w:rPr>
+          <w:rStyle w:val="VerbatimChar"/>
+        </w:rPr>
+        <w:t xml:space="preserve">        ├ </w:t>
+      </w:r>
+      <w:r>
+        <w:rPr>
+          <w:rStyle w:val="VerbatimChar"/>
+          <w:rFonts w:hint="eastAsia"/>
+        </w:rPr>
+        <w:t xml:space="preserve">表格</w:t>
+      </w:r>
+      <w:r>
+        <w:rPr>
+          <w:rStyle w:val="VerbatimChar"/>
+        </w:rPr>
+        <w:t xml:space="preserve">                → GFM </w:t>
+      </w:r>
+      <w:r>
+        <w:rPr>
+          <w:rStyle w:val="VerbatimChar"/>
+          <w:rFonts w:hint="eastAsia"/>
+        </w:rPr>
+        <w:t xml:space="preserve">管道表</w:t>
+      </w:r>
+      <w:r>
+        <w:br/>
+      </w:r>
+      <w:r>
+        <w:rPr>
+          <w:rStyle w:val="VerbatimChar"/>
+        </w:rPr>
+        <w:t xml:space="preserve">        ├ KaTeX annotation    → $...$ / $$...$$</w:t>
+      </w:r>
+      <w:r>
+        <w:br/>
+      </w:r>
+      <w:r>
+        <w:rPr>
+          <w:rStyle w:val="VerbatimChar"/>
+        </w:rPr>
+        <w:t xml:space="preserve">        ├ </w:t>
+      </w:r>
+      <w:r>
+        <w:rPr>
+          <w:rStyle w:val="VerbatimChar"/>
+          <w:rFonts w:hint="eastAsia"/>
+        </w:rPr>
+        <w:t xml:space="preserve">列表/分割线/上标</w:t>
+      </w:r>
+      <w:r>
+        <w:rPr>
+          <w:rStyle w:val="VerbatimChar"/>
+        </w:rPr>
+        <w:t xml:space="preserve">    → MD </w:t>
+      </w:r>
+      <w:r>
+        <w:rPr>
+          <w:rStyle w:val="VerbatimChar"/>
+          <w:rFonts w:hint="eastAsia"/>
+        </w:rPr>
+        <w:t xml:space="preserve">等价</w:t>
+      </w:r>
+      <w:r>
+        <w:br/>
+      </w:r>
+      <w:r>
+        <w:rPr>
+          <w:rStyle w:val="VerbatimChar"/>
+        </w:rPr>
+        <w:t xml:space="preserve">Step 6  </w:t>
+      </w:r>
+      <w:r>
+        <w:rPr>
+          <w:rStyle w:val="VerbatimChar"/>
+          <w:rFonts w:hint="eastAsia"/>
+        </w:rPr>
+        <w:t xml:space="preserve">剥离</w:t>
+      </w:r>
+      <w:r>
+        <w:rPr>
+          <w:rStyle w:val="VerbatimChar"/>
+        </w:rPr>
+        <w:t xml:space="preserve"> div / span </w:t>
+      </w:r>
+      <w:r>
+        <w:rPr>
+          <w:rStyle w:val="VerbatimChar"/>
+          <w:rFonts w:hint="eastAsia"/>
+        </w:rPr>
+        <w:t xml:space="preserve">外壳</w:t>
+      </w:r>
+      <w:r>
+        <w:br/>
+      </w:r>
+      <w:r>
+        <w:rPr>
+          <w:rStyle w:val="VerbatimChar"/>
+        </w:rPr>
+        <w:t xml:space="preserve">Step 7  </w:t>
+      </w:r>
+      <w:r>
+        <w:rPr>
+          <w:rStyle w:val="VerbatimChar"/>
+          <w:rFonts w:hint="eastAsia"/>
+        </w:rPr>
+        <w:t xml:space="preserve">清理残留</w:t>
+      </w:r>
+      <w:r>
+        <w:rPr>
+          <w:rStyle w:val="VerbatimChar"/>
+        </w:rPr>
+        <w:t xml:space="preserve"> table/tr/td </w:t>
+      </w:r>
+      <w:r>
+        <w:rPr>
+          <w:rStyle w:val="VerbatimChar"/>
+          <w:rFonts w:hint="eastAsia"/>
+        </w:rPr>
+        <w:t xml:space="preserve">标签</w:t>
+      </w:r>
+      <w:r>
+        <w:br/>
+      </w:r>
+      <w:r>
+        <w:rPr>
+          <w:rStyle w:val="VerbatimChar"/>
+        </w:rPr>
+        <w:t xml:space="preserve">Step 8  ★ </w:t>
+      </w:r>
+      <w:r>
+        <w:rPr>
+          <w:rStyle w:val="VerbatimChar"/>
+          <w:rFonts w:hint="eastAsia"/>
+        </w:rPr>
+        <w:t xml:space="preserve">标签清理</w:t>
+      </w:r>
+      <w:r>
+        <w:rPr>
+          <w:rStyle w:val="VerbatimChar"/>
+        </w:rPr>
+        <w:t xml:space="preserve"> → </w:t>
+      </w:r>
+      <w:r>
+        <w:rPr>
+          <w:rStyle w:val="VerbatimChar"/>
+          <w:rFonts w:hint="eastAsia"/>
+        </w:rPr>
+        <w:t xml:space="preserve">实体解码（顺序不可颠倒！注释标注）</w:t>
+      </w:r>
+      <w:r>
+        <w:br/>
+      </w:r>
+      <w:r>
+        <w:rPr>
+          <w:rStyle w:val="VerbatimChar"/>
+        </w:rPr>
+        <w:t xml:space="preserve">Step 9  </w:t>
+      </w:r>
+      <w:r>
+        <w:rPr>
+          <w:rStyle w:val="VerbatimChar"/>
+          <w:rFonts w:hint="eastAsia"/>
+        </w:rPr>
+        <w:t xml:space="preserve">移除</w:t>
+      </w:r>
+      <w:r>
+        <w:rPr>
+          <w:rStyle w:val="VerbatimChar"/>
+        </w:rPr>
+        <w:t xml:space="preserve"> SVG </w:t>
+      </w:r>
+      <w:r>
+        <w:rPr>
+          <w:rStyle w:val="VerbatimChar"/>
+          <w:rFonts w:hint="eastAsia"/>
+        </w:rPr>
+        <w:t xml:space="preserve">图注残留文字（可配置）</w:t>
+      </w:r>
+      <w:r>
+        <w:br/>
+      </w:r>
+      <w:r>
+        <w:rPr>
+          <w:rStyle w:val="VerbatimChar"/>
+        </w:rPr>
+        <w:t xml:space="preserve">Step 10 </w:t>
+      </w:r>
+      <w:r>
+        <w:rPr>
+          <w:rStyle w:val="VerbatimChar"/>
+          <w:rFonts w:hint="eastAsia"/>
+        </w:rPr>
+        <w:t xml:space="preserve">空白行收束</w:t>
+      </w:r>
+      <w:r>
+        <w:rPr>
+          <w:rStyle w:val="VerbatimChar"/>
+        </w:rPr>
+        <w:t xml:space="preserve"> + Figure </w:t>
+      </w:r>
+      <w:r>
+        <w:rPr>
+          <w:rStyle w:val="VerbatimChar"/>
+          <w:rFonts w:hint="eastAsia"/>
+        </w:rPr>
+        <w:t xml:space="preserve">标题分离</w:t>
+      </w:r>
+      <w:r>
+        <w:br/>
+      </w:r>
+      <w:r>
+        <w:rPr>
+          <w:rStyle w:val="VerbatimChar"/>
+        </w:rPr>
+        <w:t xml:space="preserve">Step 11 </w:t>
+      </w:r>
+      <w:r>
+        <w:rPr>
+          <w:rStyle w:val="VerbatimChar"/>
+          <w:rFonts w:hint="eastAsia"/>
+        </w:rPr>
+        <w:t xml:space="preserve">组装</w:t>
+      </w:r>
+      <w:r>
+        <w:rPr>
+          <w:rStyle w:val="VerbatimChar"/>
+        </w:rPr>
+        <w:t xml:space="preserve"> Jekyll Front Matter + </w:t>
+      </w:r>
+      <w:r>
+        <w:rPr>
+          <w:rStyle w:val="VerbatimChar"/>
+          <w:rFonts w:hint="eastAsia"/>
+        </w:rPr>
+        <w:t xml:space="preserve">输出</w:t>
+      </w:r>
+      <w:r>
+        <w:rPr>
+          <w:rStyle w:val="VerbatimChar"/>
+        </w:rPr>
+        <w:t xml:space="preserve"> .md</w:t>
+      </w:r>
+    </w:p>
+    <w:p>
+      <w:pPr>
+        <w:pStyle w:val="FirstParagraph"/>
+      </w:pPr>
+      <w:r>
+        <w:rPr>
+          <w:rFonts w:hint="eastAsia"/>
+          <w:b/>
+          <w:bCs/>
+        </w:rPr>
+        <w:t xml:space="preserve">可配置项</w:t>
+      </w:r>
+      <w:r>
+        <w:rPr>
+          <w:rFonts w:hint="eastAsia"/>
+        </w:rPr>
+        <w:t xml:space="preserve">（文件顶部常量）：</w:t>
+      </w:r>
+      <w:r>
+        <w:t xml:space="preserve"> </w:t>
+      </w:r>
+      <w:r>
+        <w:t xml:space="preserve">-</w:t>
+      </w:r>
+      <w:r>
+        <w:t xml:space="preserve"> </w:t>
+      </w:r>
+      <w:r>
+        <w:rPr>
+          <w:rStyle w:val="VerbatimChar"/>
+        </w:rPr>
+        <w:t xml:space="preserve">CALLOUT_LABELS</w:t>
+      </w:r>
+      <w:r>
+        <w:t xml:space="preserve"> </w:t>
+      </w:r>
+      <w:r>
+        <w:t xml:space="preserve">— callout </w:t>
+      </w:r>
+      <w:r>
+        <w:rPr>
+          <w:rFonts w:hint="eastAsia"/>
+        </w:rPr>
+        <w:t xml:space="preserve">类型到</w:t>
+      </w:r>
+      <w:r>
+        <w:t xml:space="preserve"> Markdown </w:t>
+      </w:r>
+      <w:r>
+        <w:rPr>
+          <w:rFonts w:hint="eastAsia"/>
+        </w:rPr>
+        <w:t xml:space="preserve">标签的映射</w:t>
+      </w:r>
+      <w:r>
+        <w:t xml:space="preserve"> </w:t>
+      </w:r>
+      <w:r>
+        <w:t xml:space="preserve">-</w:t>
+      </w:r>
+      <w:r>
+        <w:t xml:space="preserve"> </w:t>
+      </w:r>
+      <w:r>
+        <w:rPr>
+          <w:rStyle w:val="VerbatimChar"/>
+        </w:rPr>
+        <w:t xml:space="preserve">STRAY_OVERLAY_LINES</w:t>
+      </w:r>
+      <w:r>
+        <w:t xml:space="preserve"> </w:t>
+      </w:r>
+      <w:r>
+        <w:t xml:space="preserve">— </w:t>
+      </w:r>
+      <w:r>
+        <w:rPr>
+          <w:rFonts w:hint="eastAsia"/>
+        </w:rPr>
+        <w:t xml:space="preserve">需要从输出中剔除的</w:t>
+      </w:r>
+      <w:r>
+        <w:t xml:space="preserve"> SVG </w:t>
+      </w:r>
+      <w:r>
+        <w:rPr>
+          <w:rFonts w:hint="eastAsia"/>
+        </w:rPr>
+        <w:t xml:space="preserve">泄露文本</w:t>
+      </w:r>
+      <w:r>
+        <w:t xml:space="preserve"> </w:t>
+      </w:r>
+      <w:r>
+        <w:t xml:space="preserve">-</w:t>
+      </w:r>
+      <w:r>
+        <w:t xml:space="preserve"> </w:t>
+      </w:r>
+      <w:r>
+        <w:rPr>
+          <w:rStyle w:val="VerbatimChar"/>
+        </w:rPr>
+        <w:t xml:space="preserve">STRAY_FIG_CAPTIONS</w:t>
+      </w:r>
+      <w:r>
+        <w:t xml:space="preserve"> </w:t>
+      </w:r>
+      <w:r>
+        <w:t xml:space="preserve">— </w:t>
+      </w:r>
+      <w:r>
+        <w:rPr>
+          <w:rFonts w:hint="eastAsia"/>
+        </w:rPr>
+        <w:t xml:space="preserve">需要移除的图片侧标注文本</w:t>
+      </w:r>
+    </w:p>
+    <w:bookmarkEnd w:id="50"/>
+    <w:bookmarkStart w:id="51" w:name="代码审查对照四项核心教训"/>
+    <w:p>
+      <w:pPr>
+        <w:pStyle w:val="Heading2"/>
+      </w:pPr>
+      <w:r>
+        <w:t xml:space="preserve">7.3 </w:t>
+      </w:r>
+      <w:r>
+        <w:rPr>
+          <w:rFonts w:hint="eastAsia"/>
+        </w:rPr>
+        <w:t xml:space="preserve">代码审查：对照四项核心教训</w:t>
+      </w:r>
+    </w:p>
+    <w:p>
+      <w:pPr>
+        <w:pStyle w:val="FirstParagraph"/>
+      </w:pPr>
+      <w:r>
+        <w:rPr>
+          <w:rFonts w:hint="eastAsia"/>
+        </w:rPr>
+        <w:t xml:space="preserve">用户要求”结合之前在这个项目前期积累的经验教训，看看这些问题是不是都在该程序中体现了”。</w:t>
+      </w:r>
+    </w:p>
+    <w:p>
+      <w:pPr>
+        <w:pStyle w:val="BodyText"/>
+      </w:pPr>
+      <w:r>
+        <w:t xml:space="preserve">Claude </w:t>
+      </w:r>
+      <w:r>
+        <w:rPr>
+          <w:rFonts w:hint="eastAsia"/>
+        </w:rPr>
+        <w:t xml:space="preserve">逐条对照</w:t>
+      </w:r>
+      <w:r>
+        <w:t xml:space="preserve"> </w:t>
+      </w:r>
+      <w:r>
+        <w:rPr>
+          <w:rStyle w:val="VerbatimChar"/>
+        </w:rPr>
+        <w:t xml:space="preserve">memory/html-to-markdown-lessons.md</w:t>
+      </w:r>
+      <w:r>
+        <w:t xml:space="preserve"> </w:t>
+      </w:r>
+      <w:r>
+        <w:rPr>
+          <w:rFonts w:hint="eastAsia"/>
+        </w:rPr>
+        <w:t xml:space="preserve">中的四条教训进行了审查：</w:t>
+      </w:r>
+    </w:p>
+    <w:tbl>
+      <w:tblPr>
+        <w:tblStyle w:val="Table"/>
+        <w:tblW w:type="pct" w:w="5000"/>
+        <w:tblLayout w:type="fixed"/>
+        <w:tblLook w:firstRow="1" w:lastRow="0" w:firstColumn="0" w:lastColumn="0" w:noHBand="0" w:noVBand="0" w:val="0020"/>
+      </w:tblPr>
+      <w:tblGrid>
+        <w:gridCol w:w="990"/>
+        <w:gridCol w:w="1980"/>
+        <w:gridCol w:w="2970"/>
+        <w:gridCol w:w="1980"/>
+      </w:tblGrid>
+      <w:tr>
+        <w:trPr>
+          <w:tblHeader w:val="on"/>
+        </w:trPr>
+        <w:tc>
+          <w:tcPr/>
+          <w:p>
+            <w:pPr>
+              <w:pStyle w:val="Compact"/>
+            </w:pPr>
+            <w:r>
+              <w:t xml:space="preserve">#</w:t>
+            </w:r>
+          </w:p>
+        </w:tc>
+        <w:tc>
+          <w:tcPr/>
+          <w:p>
+            <w:pPr>
+              <w:pStyle w:val="Compact"/>
+            </w:pPr>
+            <w:r>
+              <w:rPr>
+                <w:rFonts w:hint="eastAsia"/>
+              </w:rPr>
+              <w:t xml:space="preserve">教训</w:t>
+            </w:r>
+          </w:p>
+        </w:tc>
+        <w:tc>
+          <w:tcPr/>
+          <w:p>
+            <w:pPr>
+              <w:pStyle w:val="Compact"/>
+            </w:pPr>
+            <w:r>
+              <w:rPr>
+                <w:rFonts w:hint="eastAsia"/>
+              </w:rPr>
+              <w:t xml:space="preserve">审查结果</w:t>
+            </w:r>
+          </w:p>
+        </w:tc>
+        <w:tc>
+          <w:tcPr/>
+          <w:p>
+            <w:pPr>
+              <w:pStyle w:val="Compact"/>
+            </w:pPr>
+            <w:r>
+              <w:rPr>
+                <w:rFonts w:hint="eastAsia"/>
+              </w:rPr>
+              <w:t xml:space="preserve">详情</w:t>
+            </w:r>
+          </w:p>
+        </w:tc>
+      </w:tr>
+      <w:tr>
+        <w:tc>
+          <w:tcPr/>
+          <w:p>
+            <w:pPr>
+              <w:pStyle w:val="Compact"/>
+            </w:pPr>
+            <w:r>
+              <w:t xml:space="preserve">1</w:t>
+            </w:r>
+          </w:p>
+        </w:tc>
+        <w:tc>
+          <w:tcPr/>
+          <w:p>
+            <w:pPr>
+              <w:pStyle w:val="Compact"/>
+            </w:pPr>
+            <w:r>
+              <w:rPr>
+                <w:rFonts w:hint="eastAsia"/>
+              </w:rPr>
+              <w:t xml:space="preserve">实体解码必须在标签清理之后</w:t>
+            </w:r>
+          </w:p>
+        </w:tc>
+        <w:tc>
+          <w:tcPr/>
+          <w:p>
+            <w:pPr>
+              <w:pStyle w:val="Compact"/>
+            </w:pPr>
+            <w:r>
+              <w:t xml:space="preserve">✅ </w:t>
+            </w:r>
+            <w:r>
+              <w:rPr>
+                <w:rFonts w:hint="eastAsia"/>
+              </w:rPr>
+              <w:t xml:space="preserve">正确</w:t>
+            </w:r>
+          </w:p>
+        </w:tc>
+        <w:tc>
+          <w:tcPr/>
+          <w:p>
+            <w:pPr>
+              <w:pStyle w:val="Compact"/>
+            </w:pPr>
+            <w:r>
+              <w:t xml:space="preserve">Step </w:t>
+            </w:r>
+            <w:r>
+              <w:rPr>
+                <w:rFonts w:hint="eastAsia"/>
+              </w:rPr>
+              <w:t xml:space="preserve">8：第</w:t>
+            </w:r>
+            <w:r>
+              <w:t xml:space="preserve"> 236 </w:t>
+            </w:r>
+            <w:r>
+              <w:rPr>
+                <w:rFonts w:hint="eastAsia"/>
+              </w:rPr>
+              <w:t xml:space="preserve">行</w:t>
+            </w:r>
+            <w:r>
+              <w:t xml:space="preserve"> </w:t>
+            </w:r>
+            <w:r>
+              <w:rPr>
+                <w:rStyle w:val="VerbatimChar"/>
+              </w:rPr>
+              <w:t xml:space="preserve">&lt;[^&gt;]+&gt;</w:t>
+            </w:r>
+            <w:r>
+              <w:t xml:space="preserve"> </w:t>
+            </w:r>
+            <w:r>
+              <w:rPr>
+                <w:rFonts w:hint="eastAsia"/>
+              </w:rPr>
+              <w:t xml:space="preserve">清理</w:t>
+            </w:r>
+            <w:r>
+              <w:t xml:space="preserve"> → </w:t>
+            </w:r>
+            <w:r>
+              <w:rPr>
+                <w:rFonts w:hint="eastAsia"/>
+              </w:rPr>
+              <w:t xml:space="preserve">第</w:t>
+            </w:r>
+            <w:r>
+              <w:t xml:space="preserve"> 238 </w:t>
+            </w:r>
+            <w:r>
+              <w:rPr>
+                <w:rFonts w:hint="eastAsia"/>
+              </w:rPr>
+              <w:t xml:space="preserve">行</w:t>
+            </w:r>
+            <w:r>
+              <w:t xml:space="preserve"> </w:t>
+            </w:r>
+            <w:r>
+              <w:rPr>
+                <w:rStyle w:val="VerbatimChar"/>
+              </w:rPr>
+              <w:t xml:space="preserve">unescape()</w:t>
+            </w:r>
+            <w:r>
+              <w:rPr>
+                <w:rFonts w:hint="eastAsia"/>
+              </w:rPr>
+              <w:t xml:space="preserve">，顺序正确</w:t>
+            </w:r>
+          </w:p>
+        </w:tc>
+      </w:tr>
+      <w:tr>
+        <w:tc>
+          <w:tcPr/>
+          <w:p>
+            <w:pPr>
+              <w:pStyle w:val="Compact"/>
+            </w:pPr>
+            <w:r>
+              <w:t xml:space="preserve">2</w:t>
+            </w:r>
+          </w:p>
+        </w:tc>
+        <w:tc>
+          <w:tcPr/>
+          <w:p>
+            <w:pPr>
+              <w:pStyle w:val="Compact"/>
+            </w:pPr>
+            <w:r>
+              <w:rPr>
+                <w:rFonts w:hint="eastAsia"/>
+              </w:rPr>
+              <w:t xml:space="preserve">正则不能解析嵌套</w:t>
+            </w:r>
+            <w:r>
+              <w:t xml:space="preserve"> DIV</w:t>
+            </w:r>
+          </w:p>
+        </w:tc>
+        <w:tc>
+          <w:tcPr/>
+          <w:p>
+            <w:pPr>
+              <w:pStyle w:val="Compact"/>
+            </w:pPr>
+            <w:r>
+              <w:t xml:space="preserve">🔴</w:t>
+            </w:r>
+            <w:r>
+              <w:t xml:space="preserve"> </w:t>
+            </w:r>
+            <w:r>
+              <w:rPr>
+                <w:rFonts w:hint="eastAsia"/>
+                <w:b/>
+                <w:bCs/>
+              </w:rPr>
+              <w:t xml:space="preserve">发现同类</w:t>
+            </w:r>
+            <w:r>
+              <w:rPr>
+                <w:b/>
+                <w:bCs/>
+              </w:rPr>
+              <w:t xml:space="preserve"> bug</w:t>
+            </w:r>
+          </w:p>
+        </w:tc>
+        <w:tc>
+          <w:tcPr/>
+          <w:p>
+            <w:pPr>
+              <w:pStyle w:val="Compact"/>
+            </w:pPr>
+            <w:r>
+              <w:t xml:space="preserve">Callout </w:t>
+            </w:r>
+            <w:r>
+              <w:rPr>
+                <w:rFonts w:hint="eastAsia"/>
+              </w:rPr>
+              <w:t xml:space="preserve">正则在第</w:t>
+            </w:r>
+            <w:r>
+              <w:t xml:space="preserve"> 183 </w:t>
+            </w:r>
+            <w:r>
+              <w:rPr>
+                <w:rFonts w:hint="eastAsia"/>
+              </w:rPr>
+              <w:t xml:space="preserve">行也用了</w:t>
+            </w:r>
+            <w:r>
+              <w:t xml:space="preserve"> </w:t>
+            </w:r>
+            <w:r>
+              <w:rPr>
+                <w:rStyle w:val="VerbatimChar"/>
+              </w:rPr>
+              <w:t xml:space="preserve">.*?</w:t>
+            </w:r>
+            <w:r>
+              <w:t xml:space="preserve"> </w:t>
+            </w:r>
+            <w:r>
+              <w:rPr>
+                <w:rFonts w:hint="eastAsia"/>
+              </w:rPr>
+              <w:t xml:space="preserve">匹配内部含</w:t>
+            </w:r>
+            <w:r>
+              <w:t xml:space="preserve"> </w:t>
+            </w:r>
+            <w:r>
+              <w:rPr>
+                <w:rStyle w:val="VerbatimChar"/>
+              </w:rPr>
+              <w:t xml:space="preserve">&lt;div class="lbl"&gt;</w:t>
+            </w:r>
+            <w:r>
+              <w:t xml:space="preserve"> </w:t>
+            </w:r>
+            <w:r>
+              <w:rPr>
+                <w:rFonts w:hint="eastAsia"/>
+              </w:rPr>
+              <w:t xml:space="preserve">的内容。内部</w:t>
+            </w:r>
+            <w:r>
+              <w:t xml:space="preserve"> </w:t>
+            </w:r>
+            <w:r>
+              <w:rPr>
+                <w:rStyle w:val="VerbatimChar"/>
+              </w:rPr>
+              <w:t xml:space="preserve">&lt;/div&gt;</w:t>
+            </w:r>
+            <w:r>
+              <w:t xml:space="preserve"> </w:t>
+            </w:r>
+            <w:r>
+              <w:rPr>
+                <w:rFonts w:hint="eastAsia"/>
+              </w:rPr>
+              <w:t xml:space="preserve">会截断非贪婪匹配，丢弃</w:t>
+            </w:r>
+            <w:r>
+              <w:t xml:space="preserve"> callout </w:t>
+            </w:r>
+            <w:r>
+              <w:rPr>
+                <w:rFonts w:hint="eastAsia"/>
+              </w:rPr>
+              <w:t xml:space="preserve">其余内容</w:t>
+            </w:r>
+          </w:p>
+        </w:tc>
+      </w:tr>
+      <w:tr>
+        <w:tc>
+          <w:tcPr/>
+          <w:p>
+            <w:pPr>
+              <w:pStyle w:val="Compact"/>
+            </w:pPr>
+            <w:r>
+              <w:t xml:space="preserve">3</w:t>
+            </w:r>
+          </w:p>
+        </w:tc>
+        <w:tc>
+          <w:tcPr/>
+          <w:p>
+            <w:pPr>
+              <w:pStyle w:val="Compact"/>
+            </w:pPr>
+            <w:r>
+              <w:t xml:space="preserve">KaTeX </w:t>
+            </w:r>
+            <w:r>
+              <w:rPr>
+                <w:rFonts w:hint="eastAsia"/>
+              </w:rPr>
+              <w:t xml:space="preserve">渲染不可逆</w:t>
+            </w:r>
+          </w:p>
+        </w:tc>
+        <w:tc>
+          <w:tcPr/>
+          <w:p>
+            <w:pPr>
+              <w:pStyle w:val="Compact"/>
+            </w:pPr>
+            <w:r>
+              <w:t xml:space="preserve">✅ </w:t>
+            </w:r>
+            <w:r>
+              <w:rPr>
+                <w:rFonts w:hint="eastAsia"/>
+              </w:rPr>
+              <w:t xml:space="preserve">正确</w:t>
+            </w:r>
+          </w:p>
+        </w:tc>
+        <w:tc>
+          <w:tcPr/>
+          <w:p>
+            <w:pPr>
+              <w:pStyle w:val="Compact"/>
+            </w:pPr>
+            <w:r>
+              <w:t xml:space="preserve">Step </w:t>
+            </w:r>
+            <w:r>
+              <w:rPr>
+                <w:rFonts w:hint="eastAsia"/>
+              </w:rPr>
+              <w:t xml:space="preserve">5：从</w:t>
+            </w:r>
+            <w:r>
+              <w:t xml:space="preserve"> </w:t>
+            </w:r>
+            <w:r>
+              <w:rPr>
+                <w:rStyle w:val="VerbatimChar"/>
+              </w:rPr>
+              <w:t xml:space="preserve">&lt;annotation encoding="application/x-tex"&gt;</w:t>
+            </w:r>
+            <w:r>
+              <w:t xml:space="preserve"> </w:t>
+            </w:r>
+            <w:r>
+              <w:rPr>
+                <w:rFonts w:hint="eastAsia"/>
+              </w:rPr>
+              <w:t xml:space="preserve">提取原始</w:t>
+            </w:r>
+            <w:r>
+              <w:t xml:space="preserve"> LaTeX </w:t>
+            </w:r>
+            <w:r>
+              <w:rPr>
+                <w:rFonts w:hint="eastAsia"/>
+              </w:rPr>
+              <w:t xml:space="preserve">源码</w:t>
+            </w:r>
+          </w:p>
+        </w:tc>
+      </w:tr>
+      <w:tr>
+        <w:tc>
+          <w:tcPr/>
+          <w:p>
+            <w:pPr>
+              <w:pStyle w:val="Compact"/>
+            </w:pPr>
+            <w:r>
+              <w:t xml:space="preserve">4</w:t>
+            </w:r>
+          </w:p>
+        </w:tc>
+        <w:tc>
+          <w:tcPr/>
+          <w:p>
+            <w:pPr>
+              <w:pStyle w:val="Compact"/>
+            </w:pPr>
+            <w:r>
+              <w:t xml:space="preserve">Base64 </w:t>
+            </w:r>
+            <w:r>
+              <w:rPr>
+                <w:rFonts w:hint="eastAsia"/>
+              </w:rPr>
+              <w:t xml:space="preserve">先提取再处理</w:t>
+            </w:r>
+          </w:p>
+        </w:tc>
+        <w:tc>
+          <w:tcPr/>
+          <w:p>
+            <w:pPr>
+              <w:pStyle w:val="Compact"/>
+            </w:pPr>
+            <w:r>
+              <w:t xml:space="preserve">✅ </w:t>
+            </w:r>
+            <w:r>
+              <w:rPr>
+                <w:rFonts w:hint="eastAsia"/>
+              </w:rPr>
+              <w:t xml:space="preserve">正确</w:t>
+            </w:r>
+          </w:p>
+        </w:tc>
+        <w:tc>
+          <w:tcPr/>
+          <w:p>
+            <w:pPr>
+              <w:pStyle w:val="Compact"/>
+            </w:pPr>
+            <w:r>
+              <w:t xml:space="preserve">Step </w:t>
+            </w:r>
+            <w:r>
+              <w:rPr>
+                <w:rFonts w:hint="eastAsia"/>
+              </w:rPr>
+              <w:t xml:space="preserve">2（图片提取）在</w:t>
+            </w:r>
+            <w:r>
+              <w:t xml:space="preserve"> Step </w:t>
+            </w:r>
+            <w:r>
+              <w:rPr>
+                <w:rFonts w:hint="eastAsia"/>
+              </w:rPr>
+              <w:t xml:space="preserve">3（正文处理）之前</w:t>
+            </w:r>
+          </w:p>
+        </w:tc>
+      </w:tr>
+    </w:tbl>
+    <w:bookmarkEnd w:id="51"/>
+    <w:bookmarkStart w:id="55" w:name="审查发现的三个问题及修复"/>
+    <w:p>
+      <w:pPr>
+        <w:pStyle w:val="Heading2"/>
+      </w:pPr>
+      <w:r>
+        <w:t xml:space="preserve">7.4 </w:t>
+      </w:r>
+      <w:r>
+        <w:rPr>
+          <w:rFonts w:hint="eastAsia"/>
+        </w:rPr>
+        <w:t xml:space="preserve">审查发现的三个问题及修复</w:t>
+      </w:r>
+    </w:p>
+    <w:bookmarkStart w:id="52" w:name="问题-1-严重callout-嵌套-div-截断"/>
+    <w:p>
+      <w:pPr>
+        <w:pStyle w:val="Heading3"/>
+      </w:pPr>
+      <w:r>
+        <w:rPr>
+          <w:rFonts w:hint="eastAsia"/>
+        </w:rPr>
+        <w:t xml:space="preserve">问题</w:t>
+      </w:r>
+      <w:r>
+        <w:t xml:space="preserve"> </w:t>
+      </w:r>
+      <w:r>
+        <w:rPr>
+          <w:rFonts w:hint="eastAsia"/>
+        </w:rPr>
+        <w:t xml:space="preserve">1（🔴</w:t>
+      </w:r>
+      <w:r>
+        <w:t xml:space="preserve"> </w:t>
+      </w:r>
+      <w:r>
+        <w:rPr>
+          <w:rFonts w:hint="eastAsia"/>
+        </w:rPr>
+        <w:t xml:space="preserve">严重）：Callout</w:t>
+      </w:r>
+      <w:r>
+        <w:t xml:space="preserve"> </w:t>
+      </w:r>
+      <w:r>
+        <w:rPr>
+          <w:rFonts w:hint="eastAsia"/>
+        </w:rPr>
+        <w:t xml:space="preserve">嵌套</w:t>
+      </w:r>
+      <w:r>
+        <w:t xml:space="preserve"> DIV </w:t>
+      </w:r>
+      <w:r>
+        <w:rPr>
+          <w:rFonts w:hint="eastAsia"/>
+        </w:rPr>
+        <w:t xml:space="preserve">截断</w:t>
+      </w:r>
+    </w:p>
+    <w:p>
+      <w:pPr>
+        <w:pStyle w:val="FirstParagraph"/>
+      </w:pPr>
+      <w:r>
+        <w:rPr>
+          <w:rFonts w:hint="eastAsia"/>
+          <w:b/>
+          <w:bCs/>
+        </w:rPr>
+        <w:t xml:space="preserve">根因</w:t>
+      </w:r>
+      <w:r>
+        <w:rPr>
+          <w:rFonts w:hint="eastAsia"/>
+        </w:rPr>
+        <w:t xml:space="preserve">：与教训</w:t>
+      </w:r>
+      <w:r>
+        <w:t xml:space="preserve"> #2 </w:t>
+      </w:r>
+      <w:r>
+        <w:rPr>
+          <w:rFonts w:hint="eastAsia"/>
+        </w:rPr>
+        <w:t xml:space="preserve">完全相同的问题。Callout</w:t>
+      </w:r>
+      <w:r>
+        <w:t xml:space="preserve"> </w:t>
+      </w:r>
+      <w:r>
+        <w:rPr>
+          <w:rFonts w:hint="eastAsia"/>
+        </w:rPr>
+        <w:t xml:space="preserve">内部有</w:t>
+      </w:r>
+      <w:r>
+        <w:t xml:space="preserve"> </w:t>
+      </w:r>
+      <w:r>
+        <w:rPr>
+          <w:rStyle w:val="VerbatimChar"/>
+        </w:rPr>
+        <w:t xml:space="preserve">&lt;div </w:t>
+      </w:r>
+      <w:r>
+        <w:rPr>
+          <w:rStyle w:val="VerbatimChar"/>
+          <w:rFonts w:hint="eastAsia"/>
+        </w:rPr>
+        <w:t xml:space="preserve">class="lbl"&gt;现状&lt;/div&gt;</w:t>
+      </w:r>
+      <w:r>
+        <w:rPr>
+          <w:rFonts w:hint="eastAsia"/>
+        </w:rPr>
+        <w:t xml:space="preserve">，正则</w:t>
+      </w:r>
+      <w:r>
+        <w:t xml:space="preserve"> </w:t>
+      </w:r>
+      <w:r>
+        <w:rPr>
+          <w:rStyle w:val="VerbatimChar"/>
+        </w:rPr>
+        <w:t xml:space="preserve">r'&lt;div class="callout\s+(\w+)"[^&gt;]*?&gt;(.*?)&lt;/div&gt;'</w:t>
+      </w:r>
+      <w:r>
+        <w:t xml:space="preserve"> </w:t>
+      </w:r>
+      <w:r>
+        <w:rPr>
+          <w:rFonts w:hint="eastAsia"/>
+        </w:rPr>
+        <w:t xml:space="preserve">中的</w:t>
+      </w:r>
+      <w:r>
+        <w:t xml:space="preserve"> </w:t>
+      </w:r>
+      <w:r>
+        <w:rPr>
+          <w:rStyle w:val="VerbatimChar"/>
+        </w:rPr>
+        <w:t xml:space="preserve">(.*?)</w:t>
+      </w:r>
+      <w:r>
+        <w:t xml:space="preserve"> </w:t>
+      </w:r>
+      <w:r>
+        <w:rPr>
+          <w:rFonts w:hint="eastAsia"/>
+        </w:rPr>
+        <w:t xml:space="preserve">会在遇到</w:t>
+      </w:r>
+      <w:r>
+        <w:t xml:space="preserve"> </w:t>
+      </w:r>
+      <w:r>
+        <w:rPr>
+          <w:rStyle w:val="VerbatimChar"/>
+        </w:rPr>
+        <w:t xml:space="preserve">lbl</w:t>
+      </w:r>
+      <w:r>
+        <w:t xml:space="preserve"> </w:t>
+      </w:r>
+      <w:r>
+        <w:rPr>
+          <w:rFonts w:hint="eastAsia"/>
+        </w:rPr>
+        <w:t xml:space="preserve">的</w:t>
+      </w:r>
+      <w:r>
+        <w:t xml:space="preserve"> </w:t>
+      </w:r>
+      <w:r>
+        <w:rPr>
+          <w:rStyle w:val="VerbatimChar"/>
+        </w:rPr>
+        <w:t xml:space="preserve">&lt;/div&gt;</w:t>
+      </w:r>
+      <w:r>
+        <w:t xml:space="preserve"> </w:t>
+      </w:r>
+      <w:r>
+        <w:rPr>
+          <w:rFonts w:hint="eastAsia"/>
+        </w:rPr>
+        <w:t xml:space="preserve">时截断。</w:t>
+      </w:r>
+    </w:p>
+    <w:p>
+      <w:pPr>
+        <w:pStyle w:val="BodyText"/>
+      </w:pPr>
+      <w:r>
+        <w:rPr>
+          <w:rFonts w:hint="eastAsia"/>
+          <w:b/>
+          <w:bCs/>
+        </w:rPr>
+        <w:t xml:space="preserve">修复前</w:t>
+      </w:r>
+      <w:r>
+        <w:rPr>
+          <w:rFonts w:hint="eastAsia"/>
+        </w:rPr>
+        <w:t xml:space="preserve">：在</w:t>
+      </w:r>
+      <w:r>
+        <w:t xml:space="preserve"> </w:t>
+      </w:r>
+      <w:r>
+        <w:rPr>
+          <w:rStyle w:val="VerbatimChar"/>
+        </w:rPr>
+        <w:t xml:space="preserve">_callout()</w:t>
+      </w:r>
+      <w:r>
+        <w:t xml:space="preserve"> </w:t>
+      </w:r>
+      <w:r>
+        <w:rPr>
+          <w:rFonts w:hint="eastAsia"/>
+        </w:rPr>
+        <w:t xml:space="preserve">函数内部试图处理</w:t>
+      </w:r>
+      <w:r>
+        <w:t xml:space="preserve"> </w:t>
+      </w:r>
+      <w:r>
+        <w:rPr>
+          <w:rStyle w:val="VerbatimChar"/>
+        </w:rPr>
+        <w:t xml:space="preserve">&lt;div class="lbl"&gt;</w:t>
+      </w:r>
+      <w:r>
+        <w:rPr>
+          <w:rFonts w:hint="eastAsia"/>
+        </w:rPr>
+        <w:t xml:space="preserve">，但此时正则已截断，</w:t>
+      </w:r>
+      <w:r>
+        <w:rPr>
+          <w:rStyle w:val="VerbatimChar"/>
+        </w:rPr>
+        <w:t xml:space="preserve">lbl</w:t>
+      </w:r>
+      <w:r>
+        <w:t xml:space="preserve"> </w:t>
+      </w:r>
+      <w:r>
+        <w:rPr>
+          <w:rFonts w:hint="eastAsia"/>
+        </w:rPr>
+        <w:t xml:space="preserve">之后的内容已被丢弃。</w:t>
+      </w:r>
+    </w:p>
+    <w:p>
+      <w:pPr>
+        <w:pStyle w:val="BodyText"/>
+      </w:pPr>
+      <w:r>
+        <w:rPr>
+          <w:rFonts w:hint="eastAsia"/>
+          <w:b/>
+          <w:bCs/>
+        </w:rPr>
+        <w:t xml:space="preserve">修复后</w:t>
+      </w:r>
+      <w:r>
+        <w:rPr>
+          <w:rFonts w:hint="eastAsia"/>
+        </w:rPr>
+        <w:t xml:space="preserve">：在</w:t>
+      </w:r>
+      <w:r>
+        <w:t xml:space="preserve"> callout </w:t>
+      </w:r>
+      <w:r>
+        <w:rPr>
+          <w:rFonts w:hint="eastAsia"/>
+        </w:rPr>
+        <w:t xml:space="preserve">正则运行之前，先将整个</w:t>
+      </w:r>
+      <w:r>
+        <w:t xml:space="preserve"> body </w:t>
+      </w:r>
+      <w:r>
+        <w:rPr>
+          <w:rFonts w:hint="eastAsia"/>
+        </w:rPr>
+        <w:t xml:space="preserve">中的</w:t>
+      </w:r>
+      <w:r>
+        <w:t xml:space="preserve"> </w:t>
+      </w:r>
+      <w:r>
+        <w:rPr>
+          <w:rStyle w:val="VerbatimChar"/>
+        </w:rPr>
+        <w:t xml:space="preserve">&lt;div class="lbl"&gt;X&lt;/div&gt;</w:t>
+      </w:r>
+      <w:r>
+        <w:t xml:space="preserve"> </w:t>
+      </w:r>
+      <w:r>
+        <w:rPr>
+          <w:rFonts w:hint="eastAsia"/>
+        </w:rPr>
+        <w:t xml:space="preserve">替换为</w:t>
+      </w:r>
+      <w:r>
+        <w:t xml:space="preserve"> </w:t>
+      </w:r>
+      <w:r>
+        <w:rPr>
+          <w:rStyle w:val="VerbatimChar"/>
+          <w:rFonts w:hint="eastAsia"/>
+        </w:rPr>
+        <w:t xml:space="preserve">**X：**</w:t>
+      </w:r>
+      <w:r>
+        <w:rPr>
+          <w:rFonts w:hint="eastAsia"/>
+        </w:rPr>
+        <w:t xml:space="preserve">，消除嵌套结构：</w:t>
+      </w:r>
+    </w:p>
+    <w:p>
+      <w:pPr>
+        <w:pStyle w:val="SourceCode"/>
+      </w:pPr>
+      <w:r>
+        <w:rPr>
+          <w:rStyle w:val="CommentTok"/>
+        </w:rPr>
+        <w:t xml:space="preserve"># 关键：先消除 callout 内部的嵌套 div（&lt;div class="lbl"&gt;），</w:t>
+      </w:r>
+      <w:r>
+        <w:br/>
+      </w:r>
+      <w:r>
+        <w:rPr>
+          <w:rStyle w:val="CommentTok"/>
+        </w:rPr>
+        <w:t xml:space="preserve"># 否则非贪婪 .*? 会被内部 &lt;/div&gt; 截断（与教训 #2 相同的问题）</w:t>
+      </w:r>
+      <w:r>
+        <w:br/>
+      </w:r>
+      <w:r>
+        <w:rPr>
+          <w:rStyle w:val="NormalTok"/>
+        </w:rPr>
+        <w:t xml:space="preserve">body </w:t>
+      </w:r>
+      <w:r>
+        <w:rPr>
+          <w:rStyle w:val="OperatorTok"/>
+        </w:rPr>
+        <w:t xml:space="preserve">=</w:t>
+      </w:r>
+      <w:r>
+        <w:rPr>
+          <w:rStyle w:val="NormalTok"/>
+        </w:rPr>
+        <w:t xml:space="preserve"> re.sub(</w:t>
+      </w:r>
+      <w:r>
+        <w:br/>
+      </w:r>
+      <w:r>
+        <w:rPr>
+          <w:rStyle w:val="NormalTok"/>
+        </w:rPr>
+        <w:t xml:space="preserve">    </w:t>
+      </w:r>
+      <w:r>
+        <w:rPr>
+          <w:rStyle w:val="VerbatimStringTok"/>
+        </w:rPr>
+        <w:t xml:space="preserve">r'&lt;div class="lbl"&gt;</w:t>
+      </w:r>
+      <w:r>
+        <w:rPr>
+          <w:rStyle w:val="KeywordTok"/>
+        </w:rPr>
+        <w:t xml:space="preserve">(</w:t>
+      </w:r>
+      <w:r>
+        <w:rPr>
+          <w:rStyle w:val="DecValTok"/>
+        </w:rPr>
+        <w:t xml:space="preserve">.</w:t>
+      </w:r>
+      <w:r>
+        <w:rPr>
+          <w:rStyle w:val="OperatorTok"/>
+        </w:rPr>
+        <w:t xml:space="preserve">*?</w:t>
+      </w:r>
+      <w:r>
+        <w:rPr>
+          <w:rStyle w:val="KeywordTok"/>
+        </w:rPr>
+        <w:t xml:space="preserve">)</w:t>
+      </w:r>
+      <w:r>
+        <w:rPr>
+          <w:rStyle w:val="VerbatimStringTok"/>
+        </w:rPr>
+        <w:t xml:space="preserve">&lt;/div&gt;'</w:t>
+      </w:r>
+      <w:r>
+        <w:rPr>
+          <w:rStyle w:val="NormalTok"/>
+        </w:rPr>
+        <w:t xml:space="preserve">,</w:t>
+      </w:r>
+      <w:r>
+        <w:br/>
+      </w:r>
+      <w:r>
+        <w:rPr>
+          <w:rStyle w:val="NormalTok"/>
+        </w:rPr>
+        <w:t xml:space="preserve">    </w:t>
+      </w:r>
+      <w:r>
+        <w:rPr>
+          <w:rStyle w:val="VerbatimStringTok"/>
+        </w:rPr>
+        <w:t xml:space="preserve">r'</w:t>
+      </w:r>
+      <w:r>
+        <w:rPr>
+          <w:rStyle w:val="OperatorTok"/>
+        </w:rPr>
+        <w:t xml:space="preserve">**</w:t>
+      </w:r>
+      <w:r>
+        <w:rPr>
+          <w:rStyle w:val="CharTok"/>
+        </w:rPr>
+        <w:t xml:space="preserve">\1</w:t>
+      </w:r>
+      <w:r>
+        <w:rPr>
+          <w:rStyle w:val="VerbatimStringTok"/>
+        </w:rPr>
+        <w:t xml:space="preserve">：</w:t>
+      </w:r>
+      <w:r>
+        <w:rPr>
+          <w:rStyle w:val="OperatorTok"/>
+        </w:rPr>
+        <w:t xml:space="preserve">**</w:t>
+      </w:r>
+      <w:r>
+        <w:rPr>
+          <w:rStyle w:val="VerbatimStringTok"/>
+        </w:rPr>
+        <w:t xml:space="preserve">'</w:t>
+      </w:r>
+      <w:r>
+        <w:rPr>
+          <w:rStyle w:val="NormalTok"/>
+        </w:rPr>
+        <w:t xml:space="preserve">, body, flags</w:t>
+      </w:r>
+      <w:r>
+        <w:rPr>
+          <w:rStyle w:val="OperatorTok"/>
+        </w:rPr>
+        <w:t xml:space="preserve">=</w:t>
+      </w:r>
+      <w:r>
+        <w:rPr>
+          <w:rStyle w:val="NormalTok"/>
+        </w:rPr>
+        <w:t xml:space="preserve">re.DOTALL,</w:t>
+      </w:r>
+      <w:r>
+        <w:br/>
+      </w:r>
+      <w:r>
+        <w:rPr>
+          <w:rStyle w:val="NormalTok"/>
+        </w:rPr>
+        <w:t xml:space="preserve">)</w:t>
+      </w:r>
+    </w:p>
+    <w:bookmarkEnd w:id="52"/>
+    <w:bookmarkStart w:id="53" w:name="问题-2-中等figure-标题未分离"/>
+    <w:p>
+      <w:pPr>
+        <w:pStyle w:val="Heading3"/>
+      </w:pPr>
+      <w:r>
+        <w:rPr>
+          <w:rFonts w:hint="eastAsia"/>
+        </w:rPr>
+        <w:t xml:space="preserve">问题</w:t>
+      </w:r>
+      <w:r>
+        <w:t xml:space="preserve"> </w:t>
+      </w:r>
+      <w:r>
+        <w:rPr>
+          <w:rFonts w:hint="eastAsia"/>
+        </w:rPr>
+        <w:t xml:space="preserve">2（🟡</w:t>
+      </w:r>
+      <w:r>
+        <w:t xml:space="preserve"> </w:t>
+      </w:r>
+      <w:r>
+        <w:rPr>
+          <w:rFonts w:hint="eastAsia"/>
+        </w:rPr>
+        <w:t xml:space="preserve">中等）：Figure</w:t>
+      </w:r>
+      <w:r>
+        <w:t xml:space="preserve"> </w:t>
+      </w:r>
+      <w:r>
+        <w:rPr>
+          <w:rFonts w:hint="eastAsia"/>
+        </w:rPr>
+        <w:t xml:space="preserve">标题未分离</w:t>
+      </w:r>
+    </w:p>
+    <w:p>
+      <w:pPr>
+        <w:pStyle w:val="FirstParagraph"/>
+      </w:pPr>
+      <w:r>
+        <w:rPr>
+          <w:rFonts w:hint="eastAsia"/>
+          <w:b/>
+          <w:bCs/>
+        </w:rPr>
+        <w:t xml:space="preserve">现象</w:t>
+      </w:r>
+      <w:r>
+        <w:rPr>
+          <w:rFonts w:hint="eastAsia"/>
+        </w:rPr>
+        <w:t xml:space="preserve">：图片和</w:t>
+      </w:r>
+      <w:r>
+        <w:t xml:space="preserve"> Figure </w:t>
+      </w:r>
+      <w:r>
+        <w:rPr>
+          <w:rFonts w:hint="eastAsia"/>
+        </w:rPr>
+        <w:t xml:space="preserve">说明文字粘在同一行：</w:t>
+      </w:r>
+    </w:p>
+    <w:p>
+      <w:pPr>
+        <w:pStyle w:val="SourceCode"/>
+      </w:pPr>
+      <w:r>
+        <w:rPr>
+          <w:rStyle w:val="VerbatimChar"/>
+        </w:rPr>
+        <w:t xml:space="preserve">![Fig1](...png)Figure 5-1: Mie </w:t>
+      </w:r>
+      <w:r>
+        <w:rPr>
+          <w:rStyle w:val="VerbatimChar"/>
+          <w:rFonts w:hint="eastAsia"/>
+        </w:rPr>
+        <w:t xml:space="preserve">级数精确</w:t>
+      </w:r>
+      <w:r>
+        <w:rPr>
+          <w:rStyle w:val="VerbatimChar"/>
+        </w:rPr>
+        <w:t xml:space="preserve"> RCS vs </w:t>
+      </w:r>
+      <w:r>
+        <w:rPr>
+          <w:rStyle w:val="VerbatimChar"/>
+          <w:rFonts w:hint="eastAsia"/>
+        </w:rPr>
+        <w:t xml:space="preserve">频率...</w:t>
+      </w:r>
+    </w:p>
+    <w:p>
+      <w:pPr>
+        <w:pStyle w:val="FirstParagraph"/>
+      </w:pPr>
+      <w:r>
+        <w:rPr>
+          <w:rFonts w:hint="eastAsia"/>
+          <w:b/>
+          <w:bCs/>
+        </w:rPr>
+        <w:t xml:space="preserve">修复</w:t>
+      </w:r>
+      <w:r>
+        <w:rPr>
+          <w:rFonts w:hint="eastAsia"/>
+        </w:rPr>
+        <w:t xml:space="preserve">：新增</w:t>
+      </w:r>
+      <w:r>
+        <w:t xml:space="preserve"> Step </w:t>
+      </w:r>
+      <w:r>
+        <w:rPr>
+          <w:rFonts w:hint="eastAsia"/>
+        </w:rPr>
+        <w:t xml:space="preserve">10b，将</w:t>
+      </w:r>
+      <w:r>
+        <w:t xml:space="preserve"> </w:t>
+      </w:r>
+      <w:r>
+        <w:rPr>
+          <w:rStyle w:val="VerbatimChar"/>
+        </w:rPr>
+        <w:t xml:space="preserve">![...](...)Figure X-Y: caption</w:t>
+      </w:r>
+      <w:r>
+        <w:t xml:space="preserve"> </w:t>
+      </w:r>
+      <w:r>
+        <w:rPr>
+          <w:rFonts w:hint="eastAsia"/>
+        </w:rPr>
+        <w:t xml:space="preserve">分离为：</w:t>
+      </w:r>
+    </w:p>
+    <w:p>
+      <w:pPr>
+        <w:pStyle w:val="SourceCode"/>
+      </w:pPr>
+      <w:r>
+        <w:rPr>
+          <w:rStyle w:val="VerbatimChar"/>
+        </w:rPr>
+        <w:t xml:space="preserve">![Fig1](...png)</w:t>
+      </w:r>
+      <w:r>
+        <w:br/>
+      </w:r>
+      <w:r>
+        <w:br/>
+      </w:r>
+      <w:r>
+        <w:rPr>
+          <w:rStyle w:val="VerbatimChar"/>
+        </w:rPr>
+        <w:t xml:space="preserve">*Figure 5-1: Mie </w:t>
+      </w:r>
+      <w:r>
+        <w:rPr>
+          <w:rStyle w:val="VerbatimChar"/>
+          <w:rFonts w:hint="eastAsia"/>
+        </w:rPr>
+        <w:t xml:space="preserve">级数精确</w:t>
+      </w:r>
+      <w:r>
+        <w:rPr>
+          <w:rStyle w:val="VerbatimChar"/>
+        </w:rPr>
+        <w:t xml:space="preserve"> RCS vs </w:t>
+      </w:r>
+      <w:r>
+        <w:rPr>
+          <w:rStyle w:val="VerbatimChar"/>
+          <w:rFonts w:hint="eastAsia"/>
+        </w:rPr>
+        <w:t xml:space="preserve">频率...*</w:t>
+      </w:r>
+    </w:p>
+    <w:bookmarkEnd w:id="53"/>
+    <w:bookmarkStart w:id="54" w:name="问题-3-低有序列表-ol-未处理"/>
+    <w:p>
+      <w:pPr>
+        <w:pStyle w:val="Heading3"/>
+      </w:pPr>
+      <w:r>
+        <w:rPr>
+          <w:rFonts w:hint="eastAsia"/>
+        </w:rPr>
+        <w:t xml:space="preserve">问题</w:t>
+      </w:r>
+      <w:r>
+        <w:t xml:space="preserve"> </w:t>
+      </w:r>
+      <w:r>
+        <w:rPr>
+          <w:rFonts w:hint="eastAsia"/>
+        </w:rPr>
+        <w:t xml:space="preserve">3（🟢</w:t>
+      </w:r>
+      <w:r>
+        <w:t xml:space="preserve"> </w:t>
+      </w:r>
+      <w:r>
+        <w:rPr>
+          <w:rFonts w:hint="eastAsia"/>
+        </w:rPr>
+        <w:t xml:space="preserve">低）：有序列表</w:t>
+      </w:r>
+      <w:r>
+        <w:t xml:space="preserve"> </w:t>
+      </w:r>
+      <w:r>
+        <w:rPr>
+          <w:rStyle w:val="VerbatimChar"/>
+        </w:rPr>
+        <w:t xml:space="preserve">&lt;ol&gt;</w:t>
+      </w:r>
+      <w:r>
+        <w:t xml:space="preserve"> </w:t>
+      </w:r>
+      <w:r>
+        <w:rPr>
+          <w:rFonts w:hint="eastAsia"/>
+        </w:rPr>
+        <w:t xml:space="preserve">未处理</w:t>
+      </w:r>
+    </w:p>
+    <w:p>
+      <w:pPr>
+        <w:pStyle w:val="FirstParagraph"/>
+      </w:pPr>
+      <w:r>
+        <w:rPr>
+          <w:rFonts w:hint="eastAsia"/>
+          <w:b/>
+          <w:bCs/>
+        </w:rPr>
+        <w:t xml:space="preserve">现象</w:t>
+      </w:r>
+      <w:r>
+        <w:rPr>
+          <w:rFonts w:hint="eastAsia"/>
+        </w:rPr>
+        <w:t xml:space="preserve">：</w:t>
+      </w:r>
+      <w:r>
+        <w:rPr>
+          <w:rStyle w:val="VerbatimChar"/>
+        </w:rPr>
+        <w:t xml:space="preserve">&lt;ol&gt;</w:t>
+      </w:r>
+      <w:r>
+        <w:t xml:space="preserve"> </w:t>
+      </w:r>
+      <w:r>
+        <w:t xml:space="preserve">/</w:t>
+      </w:r>
+      <w:r>
+        <w:t xml:space="preserve"> </w:t>
+      </w:r>
+      <w:r>
+        <w:rPr>
+          <w:rStyle w:val="VerbatimChar"/>
+        </w:rPr>
+        <w:t xml:space="preserve">&lt;/ol&gt;</w:t>
+      </w:r>
+      <w:r>
+        <w:t xml:space="preserve"> </w:t>
+      </w:r>
+      <w:r>
+        <w:rPr>
+          <w:rFonts w:hint="eastAsia"/>
+        </w:rPr>
+        <w:t xml:space="preserve">标签没有对应的清理逻辑，残留于输出中。</w:t>
+      </w:r>
+    </w:p>
+    <w:p>
+      <w:pPr>
+        <w:pStyle w:val="BodyText"/>
+      </w:pPr>
+      <w:r>
+        <w:rPr>
+          <w:rFonts w:hint="eastAsia"/>
+          <w:b/>
+          <w:bCs/>
+        </w:rPr>
+        <w:t xml:space="preserve">修复</w:t>
+      </w:r>
+      <w:r>
+        <w:rPr>
+          <w:rFonts w:hint="eastAsia"/>
+        </w:rPr>
+        <w:t xml:space="preserve">：新增两行：</w:t>
+      </w:r>
+    </w:p>
+    <w:p>
+      <w:pPr>
+        <w:pStyle w:val="SourceCode"/>
+      </w:pPr>
+      <w:r>
+        <w:rPr>
+          <w:rStyle w:val="NormalTok"/>
+        </w:rPr>
+        <w:t xml:space="preserve">body </w:t>
+      </w:r>
+      <w:r>
+        <w:rPr>
+          <w:rStyle w:val="OperatorTok"/>
+        </w:rPr>
+        <w:t xml:space="preserve">=</w:t>
+      </w:r>
+      <w:r>
+        <w:rPr>
+          <w:rStyle w:val="NormalTok"/>
+        </w:rPr>
+        <w:t xml:space="preserve"> re.sub(</w:t>
+      </w:r>
+      <w:r>
+        <w:rPr>
+          <w:rStyle w:val="VerbatimStringTok"/>
+        </w:rPr>
+        <w:t xml:space="preserve">r'&lt;ol</w:t>
+      </w:r>
+      <w:r>
+        <w:rPr>
+          <w:rStyle w:val="PreprocessorTok"/>
+        </w:rPr>
+        <w:t xml:space="preserve">[^&gt;]</w:t>
+      </w:r>
+      <w:r>
+        <w:rPr>
+          <w:rStyle w:val="OperatorTok"/>
+        </w:rPr>
+        <w:t xml:space="preserve">*?</w:t>
+      </w:r>
+      <w:r>
+        <w:rPr>
+          <w:rStyle w:val="VerbatimStringTok"/>
+        </w:rPr>
+        <w:t xml:space="preserve">&gt;'</w:t>
+      </w:r>
+      <w:r>
+        <w:rPr>
+          <w:rStyle w:val="NormalTok"/>
+        </w:rPr>
+        <w:t xml:space="preserve">, </w:t>
+      </w:r>
+      <w:r>
+        <w:rPr>
+          <w:rStyle w:val="StringTok"/>
+        </w:rPr>
+        <w:t xml:space="preserve">'</w:t>
+      </w:r>
+      <w:r>
+        <w:rPr>
+          <w:rStyle w:val="CharTok"/>
+        </w:rPr>
+        <w:t xml:space="preserve">\n</w:t>
+      </w:r>
+      <w:r>
+        <w:rPr>
+          <w:rStyle w:val="StringTok"/>
+        </w:rPr>
+        <w:t xml:space="preserve">'</w:t>
+      </w:r>
+      <w:r>
+        <w:rPr>
+          <w:rStyle w:val="NormalTok"/>
+        </w:rPr>
+        <w:t xml:space="preserve">, body)</w:t>
+      </w:r>
+      <w:r>
+        <w:br/>
+      </w:r>
+      <w:r>
+        <w:rPr>
+          <w:rStyle w:val="NormalTok"/>
+        </w:rPr>
+        <w:t xml:space="preserve">body </w:t>
+      </w:r>
+      <w:r>
+        <w:rPr>
+          <w:rStyle w:val="OperatorTok"/>
+        </w:rPr>
+        <w:t xml:space="preserve">=</w:t>
+      </w:r>
+      <w:r>
+        <w:rPr>
+          <w:rStyle w:val="NormalTok"/>
+        </w:rPr>
+        <w:t xml:space="preserve"> re.sub(</w:t>
+      </w:r>
+      <w:r>
+        <w:rPr>
+          <w:rStyle w:val="VerbatimStringTok"/>
+        </w:rPr>
+        <w:t xml:space="preserve">r'&lt;/ol&gt;'</w:t>
+      </w:r>
+      <w:r>
+        <w:rPr>
+          <w:rStyle w:val="NormalTok"/>
+        </w:rPr>
+        <w:t xml:space="preserve">, </w:t>
+      </w:r>
+      <w:r>
+        <w:rPr>
+          <w:rStyle w:val="StringTok"/>
+        </w:rPr>
+        <w:t xml:space="preserve">'</w:t>
+      </w:r>
+      <w:r>
+        <w:rPr>
+          <w:rStyle w:val="CharTok"/>
+        </w:rPr>
+        <w:t xml:space="preserve">\n</w:t>
+      </w:r>
+      <w:r>
+        <w:rPr>
+          <w:rStyle w:val="StringTok"/>
+        </w:rPr>
+        <w:t xml:space="preserve">'</w:t>
+      </w:r>
+      <w:r>
+        <w:rPr>
+          <w:rStyle w:val="NormalTok"/>
+        </w:rPr>
+        <w:t xml:space="preserve">, body)</w:t>
+      </w:r>
+    </w:p>
+    <w:bookmarkEnd w:id="54"/>
+    <w:bookmarkEnd w:id="55"/>
+    <w:bookmarkStart w:id="56" w:name="修复验证"/>
+    <w:p>
+      <w:pPr>
+        <w:pStyle w:val="Heading2"/>
+      </w:pPr>
+      <w:r>
+        <w:t xml:space="preserve">7.5 </w:t>
+      </w:r>
+      <w:r>
+        <w:rPr>
+          <w:rFonts w:hint="eastAsia"/>
+        </w:rPr>
+        <w:t xml:space="preserve">修复验证</w:t>
+      </w:r>
+    </w:p>
+    <w:p>
+      <w:pPr>
+        <w:pStyle w:val="FirstParagraph"/>
+      </w:pPr>
+      <w:r>
+        <w:rPr>
+          <w:rFonts w:hint="eastAsia"/>
+        </w:rPr>
+        <w:t xml:space="preserve">修复后重新运行脚本验证：</w:t>
+      </w:r>
+      <w:r>
+        <w:t xml:space="preserve"> </w:t>
+      </w:r>
+      <w:r>
+        <w:t xml:space="preserve">- ✅ 5 </w:t>
+      </w:r>
+      <w:r>
+        <w:rPr>
+          <w:rFonts w:hint="eastAsia"/>
+        </w:rPr>
+        <w:t xml:space="preserve">张图片完整提取</w:t>
+      </w:r>
+      <w:r>
+        <w:t xml:space="preserve"> </w:t>
+      </w:r>
+      <w:r>
+        <w:t xml:space="preserve">- ✅ 5 </w:t>
+      </w:r>
+      <w:r>
+        <w:rPr>
+          <w:rFonts w:hint="eastAsia"/>
+        </w:rPr>
+        <w:t xml:space="preserve">个</w:t>
+      </w:r>
+      <w:r>
+        <w:t xml:space="preserve"> Figure </w:t>
+      </w:r>
+      <w:r>
+        <w:rPr>
+          <w:rFonts w:hint="eastAsia"/>
+        </w:rPr>
+        <w:t xml:space="preserve">标题正确分离为斜体行</w:t>
+      </w:r>
+      <w:r>
+        <w:t xml:space="preserve"> </w:t>
+      </w:r>
+      <w:r>
+        <w:t xml:space="preserve">- ✅ 6 </w:t>
+      </w:r>
+      <w:r>
+        <w:rPr>
+          <w:rFonts w:hint="eastAsia"/>
+        </w:rPr>
+        <w:t xml:space="preserve">个</w:t>
+      </w:r>
+      <w:r>
+        <w:t xml:space="preserve"> [INFO] callout + 4 </w:t>
+      </w:r>
+      <w:r>
+        <w:rPr>
+          <w:rFonts w:hint="eastAsia"/>
+        </w:rPr>
+        <w:t xml:space="preserve">个</w:t>
+      </w:r>
+      <w:r>
+        <w:t xml:space="preserve"> [DANGER] callout </w:t>
+      </w:r>
+      <w:r>
+        <w:rPr>
+          <w:rFonts w:hint="eastAsia"/>
+        </w:rPr>
+        <w:t xml:space="preserve">完整保留</w:t>
+      </w:r>
+      <w:r>
+        <w:t xml:space="preserve"> </w:t>
+      </w:r>
+      <w:r>
+        <w:t xml:space="preserve">- ✅ 11 </w:t>
+      </w:r>
+      <w:r>
+        <w:rPr>
+          <w:rFonts w:hint="eastAsia"/>
+        </w:rPr>
+        <w:t xml:space="preserve">处</w:t>
+      </w:r>
+      <w:r>
+        <w:t xml:space="preserve"> LaTeX </w:t>
+      </w:r>
+      <w:r>
+        <w:rPr>
+          <w:rFonts w:hint="eastAsia"/>
+        </w:rPr>
+        <w:t xml:space="preserve">公式（sigma/delta/Gamma/int/frac/sqrt）正确渲染</w:t>
+      </w:r>
+      <w:r>
+        <w:t xml:space="preserve"> </w:t>
+      </w:r>
+      <w:r>
+        <w:t xml:space="preserve">- ✅ 17 </w:t>
+      </w:r>
+      <w:r>
+        <w:rPr>
+          <w:rFonts w:hint="eastAsia"/>
+        </w:rPr>
+        <w:t xml:space="preserve">个章节标题结构完整</w:t>
+      </w:r>
+    </w:p>
+    <w:p>
+      <w:r>
+        <w:pict>
+          <v:rect style="width:0;height:1.5pt" o:hralign="center" o:hrstd="t" o:hr="t"/>
+        </w:pict>
+      </w:r>
+    </w:p>
+    <w:bookmarkEnd w:id="56"/>
+    <w:bookmarkEnd w:id="57"/>
+    <w:bookmarkStart w:id="60" w:name="第八部分新文章发布与最终交付"/>
+    <w:p>
+      <w:pPr>
+        <w:pStyle w:val="Heading1"/>
+      </w:pPr>
+      <w:r>
+        <w:rPr>
+          <w:rFonts w:hint="eastAsia"/>
+        </w:rPr>
+        <w:t xml:space="preserve">第八部分：新文章发布与最终交付</w:t>
+      </w:r>
+    </w:p>
+    <w:bookmarkStart w:id="58" w:name="windy-报告文章"/>
+    <w:p>
+      <w:pPr>
+        <w:pStyle w:val="Heading2"/>
+      </w:pPr>
+      <w:r>
+        <w:t xml:space="preserve">8.1 Windy </w:t>
+      </w:r>
+      <w:r>
+        <w:rPr>
+          <w:rFonts w:hint="eastAsia"/>
+        </w:rPr>
+        <w:t xml:space="preserve">报告文章</w:t>
+      </w:r>
+    </w:p>
+    <w:p>
+      <w:pPr>
+        <w:pStyle w:val="FirstParagraph"/>
+      </w:pPr>
+      <w:r>
+        <w:rPr>
+          <w:rFonts w:hint="eastAsia"/>
+        </w:rPr>
+        <w:t xml:space="preserve">用户将一篇</w:t>
+      </w:r>
+      <w:r>
+        <w:t xml:space="preserve"> Windy </w:t>
+      </w:r>
+      <w:r>
+        <w:rPr>
+          <w:rFonts w:hint="eastAsia"/>
+        </w:rPr>
+        <w:t xml:space="preserve">深入调研报告（84</w:t>
+      </w:r>
+      <w:r>
+        <w:t xml:space="preserve"> KB </w:t>
+      </w:r>
+      <w:r>
+        <w:rPr>
+          <w:rFonts w:hint="eastAsia"/>
+        </w:rPr>
+        <w:t xml:space="preserve">Markdown）拷贝到了</w:t>
+      </w:r>
+      <w:r>
+        <w:t xml:space="preserve"> </w:t>
+      </w:r>
+      <w:r>
+        <w:rPr>
+          <w:rStyle w:val="VerbatimChar"/>
+        </w:rPr>
+        <w:t xml:space="preserve">_posts/</w:t>
+      </w:r>
+      <w:r>
+        <w:t xml:space="preserve"> </w:t>
+      </w:r>
+      <w:r>
+        <w:rPr>
+          <w:rFonts w:hint="eastAsia"/>
+        </w:rPr>
+        <w:t xml:space="preserve">目录下。</w:t>
+      </w:r>
+    </w:p>
+    <w:p>
+      <w:pPr>
+        <w:pStyle w:val="BodyText"/>
+      </w:pPr>
+      <w:r>
+        <w:t xml:space="preserve">Claude </w:t>
+      </w:r>
+      <w:r>
+        <w:rPr>
+          <w:rFonts w:hint="eastAsia"/>
+        </w:rPr>
+        <w:t xml:space="preserve">检查后发现两个问题：</w:t>
+      </w:r>
+    </w:p>
+    <w:tbl>
+      <w:tblPr>
+        <w:tblStyle w:val="Table"/>
+        <w:tblW w:type="pct" w:w="5000"/>
+        <w:tblLayout w:type="fixed"/>
+        <w:tblLook w:firstRow="1" w:lastRow="0" w:firstColumn="0" w:lastColumn="0" w:noHBand="0" w:noVBand="0" w:val="0020"/>
+      </w:tblPr>
+      <w:tblGrid>
+        <w:gridCol w:w="2640"/>
+        <w:gridCol w:w="2640"/>
+        <w:gridCol w:w="2640"/>
+      </w:tblGrid>
+      <w:tr>
+        <w:trPr>
+          <w:tblHeader w:val="on"/>
+        </w:trPr>
+        <w:tc>
+          <w:tcPr/>
+          <w:p>
+            <w:pPr>
+              <w:pStyle w:val="Compact"/>
+            </w:pPr>
+            <w:r>
+              <w:rPr>
+                <w:rFonts w:hint="eastAsia"/>
+              </w:rPr>
+              <w:t xml:space="preserve">问题</w:t>
+            </w:r>
+          </w:p>
+        </w:tc>
+        <w:tc>
+          <w:tcPr/>
+          <w:p>
+            <w:pPr>
+              <w:pStyle w:val="Compact"/>
+            </w:pPr>
+            <w:r>
+              <w:rPr>
+                <w:rFonts w:hint="eastAsia"/>
+              </w:rPr>
+              <w:t xml:space="preserve">现象</w:t>
+            </w:r>
+          </w:p>
+        </w:tc>
+        <w:tc>
+          <w:tcPr/>
+          <w:p>
+            <w:pPr>
+              <w:pStyle w:val="Compact"/>
+            </w:pPr>
+            <w:r>
+              <w:rPr>
+                <w:rFonts w:hint="eastAsia"/>
+              </w:rPr>
+              <w:t xml:space="preserve">修复</w:t>
+            </w:r>
+          </w:p>
+        </w:tc>
+      </w:tr>
+      <w:tr>
+        <w:tc>
+          <w:tcPr/>
+          <w:p>
+            <w:pPr>
+              <w:pStyle w:val="Compact"/>
+            </w:pPr>
+            <w:r>
+              <w:rPr>
+                <w:rFonts w:hint="eastAsia"/>
+              </w:rPr>
+              <w:t xml:space="preserve">缺少</w:t>
+            </w:r>
+            <w:r>
+              <w:t xml:space="preserve"> Front Matter</w:t>
+            </w:r>
+          </w:p>
+        </w:tc>
+        <w:tc>
+          <w:tcPr/>
+          <w:p>
+            <w:pPr>
+              <w:pStyle w:val="Compact"/>
+            </w:pPr>
+            <w:r>
+              <w:rPr>
+                <w:rFonts w:hint="eastAsia"/>
+              </w:rPr>
+              <w:t xml:space="preserve">文件以</w:t>
+            </w:r>
+            <w:r>
+              <w:t xml:space="preserve"> </w:t>
+            </w:r>
+            <w:r>
+              <w:rPr>
+                <w:rStyle w:val="VerbatimChar"/>
+              </w:rPr>
+              <w:t xml:space="preserve"># Windy </w:t>
+            </w:r>
+            <w:r>
+              <w:rPr>
+                <w:rStyle w:val="VerbatimChar"/>
+                <w:rFonts w:hint="eastAsia"/>
+              </w:rPr>
+              <w:t xml:space="preserve">深入调研报告</w:t>
+            </w:r>
+            <w:r>
+              <w:t xml:space="preserve"> </w:t>
+            </w:r>
+            <w:r>
+              <w:rPr>
+                <w:rFonts w:hint="eastAsia"/>
+              </w:rPr>
+              <w:t xml:space="preserve">开头</w:t>
+            </w:r>
+          </w:p>
+        </w:tc>
+        <w:tc>
+          <w:tcPr/>
+          <w:p>
+            <w:pPr>
+              <w:pStyle w:val="Compact"/>
+            </w:pPr>
+            <w:r>
+              <w:rPr>
+                <w:rFonts w:hint="eastAsia"/>
+              </w:rPr>
+              <w:t xml:space="preserve">补上</w:t>
+            </w:r>
+            <w:r>
+              <w:t xml:space="preserve"> </w:t>
+            </w:r>
+            <w:r>
+              <w:rPr>
+                <w:rStyle w:val="VerbatimChar"/>
+              </w:rPr>
+              <w:t xml:space="preserve">---\nlayout: default\ntitle: ...\ndate: ...\n---</w:t>
+            </w:r>
+          </w:p>
+        </w:tc>
+      </w:tr>
+      <w:tr>
+        <w:tc>
+          <w:tcPr/>
+          <w:p>
+            <w:pPr>
+              <w:pStyle w:val="Compact"/>
+            </w:pPr>
+            <w:r>
+              <w:rPr>
+                <w:rFonts w:hint="eastAsia"/>
+              </w:rPr>
+              <w:t xml:space="preserve">文件名不规范</w:t>
+            </w:r>
+          </w:p>
+        </w:tc>
+        <w:tc>
+          <w:tcPr/>
+          <w:p>
+            <w:pPr>
+              <w:pStyle w:val="Compact"/>
+            </w:pPr>
+            <w:r>
+              <w:rPr>
+                <w:rStyle w:val="VerbatimChar"/>
+                <w:rFonts w:hint="eastAsia"/>
+              </w:rPr>
+              <w:t xml:space="preserve">Windy_深入调研报告.md</w:t>
+            </w:r>
+          </w:p>
+        </w:tc>
+        <w:tc>
+          <w:tcPr/>
+          <w:p>
+            <w:pPr>
+              <w:pStyle w:val="Compact"/>
+            </w:pPr>
+            <w:r>
+              <w:rPr>
+                <w:rFonts w:hint="eastAsia"/>
+              </w:rPr>
+              <w:t xml:space="preserve">改为</w:t>
+            </w:r>
+            <w:r>
+              <w:t xml:space="preserve"> </w:t>
+            </w:r>
+            <w:r>
+              <w:rPr>
+                <w:rStyle w:val="VerbatimChar"/>
+              </w:rPr>
+              <w:t xml:space="preserve">2026-06-11-windy-report.md</w:t>
+            </w:r>
+          </w:p>
+        </w:tc>
+      </w:tr>
+    </w:tbl>
+    <w:p>
+      <w:pPr>
+        <w:pStyle w:val="BlockText"/>
+      </w:pPr>
+      <w:r>
+        <w:rPr>
+          <w:rFonts w:hint="eastAsia"/>
+          <w:b/>
+          <w:bCs/>
+        </w:rPr>
+        <w:t xml:space="preserve">知识点</w:t>
+      </w:r>
+      <w:r>
+        <w:rPr>
+          <w:rFonts w:hint="eastAsia"/>
+        </w:rPr>
+        <w:t xml:space="preserve">：Jekyll</w:t>
+      </w:r>
+      <w:r>
+        <w:t xml:space="preserve"> </w:t>
+      </w:r>
+      <w:r>
+        <w:rPr>
+          <w:rFonts w:hint="eastAsia"/>
+        </w:rPr>
+        <w:t xml:space="preserve">识别文章的两个必要条件：①</w:t>
+      </w:r>
+      <w:r>
+        <w:t xml:space="preserve"> </w:t>
+      </w:r>
+      <w:r>
+        <w:rPr>
+          <w:rFonts w:hint="eastAsia"/>
+        </w:rPr>
+        <w:t xml:space="preserve">文件名必须是</w:t>
+      </w:r>
+      <w:r>
+        <w:t xml:space="preserve"> </w:t>
+      </w:r>
+      <w:r>
+        <w:rPr>
+          <w:rStyle w:val="VerbatimChar"/>
+          <w:rFonts w:hint="eastAsia"/>
+        </w:rPr>
+        <w:t xml:space="preserve">YYYY-MM-DD-标题.md</w:t>
+      </w:r>
+      <w:r>
+        <w:t xml:space="preserve"> </w:t>
+      </w:r>
+      <w:r>
+        <w:rPr>
+          <w:rFonts w:hint="eastAsia"/>
+        </w:rPr>
+        <w:t xml:space="preserve">格式；②</w:t>
+      </w:r>
+      <w:r>
+        <w:t xml:space="preserve"> </w:t>
+      </w:r>
+      <w:r>
+        <w:rPr>
+          <w:rFonts w:hint="eastAsia"/>
+        </w:rPr>
+        <w:t xml:space="preserve">文件开头必须有</w:t>
+      </w:r>
+      <w:r>
+        <w:t xml:space="preserve"> YAML Front </w:t>
+      </w:r>
+      <w:r>
+        <w:rPr>
+          <w:rFonts w:hint="eastAsia"/>
+        </w:rPr>
+        <w:t xml:space="preserve">Matter（</w:t>
+      </w:r>
+      <w:r>
+        <w:rPr>
+          <w:rStyle w:val="VerbatimChar"/>
+        </w:rPr>
+        <w:t xml:space="preserve">---</w:t>
+      </w:r>
+      <w:r>
+        <w:t xml:space="preserve"> </w:t>
+      </w:r>
+      <w:r>
+        <w:rPr>
+          <w:rFonts w:hint="eastAsia"/>
+        </w:rPr>
+        <w:t xml:space="preserve">包裹的元数据）。缺少任何一个，文章都不会出现在首页列表中。</w:t>
+      </w:r>
+    </w:p>
+    <w:bookmarkEnd w:id="58"/>
+    <w:bookmarkStart w:id="59" w:name="最终提交与推送"/>
+    <w:p>
+      <w:pPr>
+        <w:pStyle w:val="Heading2"/>
+      </w:pPr>
+      <w:r>
+        <w:t xml:space="preserve">8.2 </w:t>
+      </w:r>
+      <w:r>
+        <w:rPr>
+          <w:rFonts w:hint="eastAsia"/>
+        </w:rPr>
+        <w:t xml:space="preserve">最终提交与推送</w:t>
+      </w:r>
+    </w:p>
+    <w:p>
+      <w:pPr>
+        <w:pStyle w:val="FirstParagraph"/>
+      </w:pPr>
+      <w:r>
+        <w:rPr>
+          <w:rFonts w:hint="eastAsia"/>
+        </w:rPr>
+        <w:t xml:space="preserve">提交内容：</w:t>
+      </w:r>
+    </w:p>
+    <w:p>
+      <w:pPr>
+        <w:pStyle w:val="SourceCode"/>
+      </w:pPr>
+      <w:r>
+        <w:rPr>
+          <w:rStyle w:val="VerbatimChar"/>
+        </w:rPr>
+        <w:t xml:space="preserve">8ff9a59 — Add Windy research report post and HTML-to-Markdown conversion tool</w:t>
+      </w:r>
+      <w:r>
+        <w:br/>
+      </w:r>
+      <w:r>
+        <w:rPr>
+          <w:rStyle w:val="VerbatimChar"/>
+        </w:rPr>
+        <w:t xml:space="preserve">  _posts/2026-06-11-windy-report.md  (84 KB, about 2,500 </w:t>
+      </w:r>
+      <w:r>
+        <w:rPr>
+          <w:rStyle w:val="VerbatimChar"/>
+          <w:rFonts w:hint="eastAsia"/>
+        </w:rPr>
+        <w:t xml:space="preserve">行)</w:t>
+      </w:r>
+      <w:r>
+        <w:br/>
+      </w:r>
+      <w:r>
+        <w:rPr>
+          <w:rStyle w:val="VerbatimChar"/>
+        </w:rPr>
+        <w:t xml:space="preserve">  tools/html2md.py                   (260 </w:t>
+      </w:r>
+      <w:r>
+        <w:rPr>
+          <w:rStyle w:val="VerbatimChar"/>
+          <w:rFonts w:hint="eastAsia"/>
+        </w:rPr>
+        <w:t xml:space="preserve">行，可复用转换工具)</w:t>
+      </w:r>
+    </w:p>
+    <w:p>
+      <w:pPr>
+        <w:pStyle w:val="FirstParagraph"/>
+      </w:pPr>
+      <w:r>
+        <w:rPr>
+          <w:rFonts w:hint="eastAsia"/>
+        </w:rPr>
+        <w:t xml:space="preserve">推送成功，博客文章数增至</w:t>
+      </w:r>
+      <w:r>
+        <w:t xml:space="preserve"> 4 </w:t>
+      </w:r>
+      <w:r>
+        <w:rPr>
+          <w:rFonts w:hint="eastAsia"/>
+        </w:rPr>
+        <w:t xml:space="preserve">篇。</w:t>
+      </w:r>
+    </w:p>
+    <w:p>
+      <w:r>
+        <w:pict>
+          <v:rect style="width:0;height:1.5pt" o:hralign="center" o:hrstd="t" o:hr="t"/>
+        </w:pict>
+      </w:r>
+    </w:p>
+    <w:bookmarkEnd w:id="59"/>
+    <w:bookmarkEnd w:id="60"/>
+    <w:bookmarkStart w:id="68" w:name="第九部分项目最终产出总览"/>
+    <w:p>
+      <w:pPr>
+        <w:pStyle w:val="Heading1"/>
+      </w:pPr>
+      <w:r>
+        <w:rPr>
+          <w:rFonts w:hint="eastAsia"/>
+        </w:rPr>
+        <w:t xml:space="preserve">第九部分：项目最终产出总览</w:t>
+      </w:r>
+    </w:p>
+    <w:bookmarkStart w:id="61" w:name="完整提交历史"/>
+    <w:p>
+      <w:pPr>
+        <w:pStyle w:val="Heading2"/>
+      </w:pPr>
+      <w:r>
+        <w:t xml:space="preserve">9.1 </w:t>
+      </w:r>
+      <w:r>
+        <w:rPr>
+          <w:rFonts w:hint="eastAsia"/>
+        </w:rPr>
+        <w:t xml:space="preserve">完整提交历史</w:t>
+      </w:r>
+    </w:p>
+    <w:p>
+      <w:pPr>
+        <w:pStyle w:val="SourceCode"/>
+      </w:pPr>
+      <w:r>
+        <w:rPr>
+          <w:rStyle w:val="VerbatimChar"/>
+        </w:rPr>
+        <w:t xml:space="preserve">8ff9a59 Add Windy research report post and HTML-to-Markdown conversion tool</w:t>
+      </w:r>
+      <w:r>
+        <w:br/>
+      </w:r>
+      <w:r>
+        <w:rPr>
+          <w:rStyle w:val="VerbatimChar"/>
+        </w:rPr>
+        <w:t xml:space="preserve">2805d4a Add project summary reports and full conversation record</w:t>
+      </w:r>
+      <w:r>
+        <w:br/>
+      </w:r>
+      <w:r>
+        <w:rPr>
+          <w:rStyle w:val="VerbatimChar"/>
+        </w:rPr>
+        <w:t xml:space="preserve">38e19eb Add radar calibration balloon research report as blog post</w:t>
+      </w:r>
+      <w:r>
+        <w:br/>
+      </w:r>
+      <w:r>
+        <w:rPr>
+          <w:rStyle w:val="VerbatimChar"/>
+        </w:rPr>
+        <w:t xml:space="preserve">9260edd Initial blog setup with Jekyll + MathJax</w:t>
+      </w:r>
+    </w:p>
+    <w:bookmarkEnd w:id="61"/>
+    <w:bookmarkStart w:id="62" w:name="完整文件清单"/>
+    <w:p>
+      <w:pPr>
+        <w:pStyle w:val="Heading2"/>
+      </w:pPr>
+      <w:r>
+        <w:t xml:space="preserve">9.2 </w:t>
+      </w:r>
+      <w:r>
+        <w:rPr>
+          <w:rFonts w:hint="eastAsia"/>
+        </w:rPr>
+        <w:t xml:space="preserve">完整文件清单</w:t>
+      </w:r>
+    </w:p>
+    <w:p>
+      <w:pPr>
+        <w:pStyle w:val="SourceCode"/>
+      </w:pPr>
+      <w:r>
+        <w:rPr>
+          <w:rStyle w:val="VerbatimChar"/>
+        </w:rPr>
+        <w:t xml:space="preserve">Test-Github-Blog/</w:t>
+      </w:r>
+      <w:r>
+        <w:br/>
+      </w:r>
+      <w:r>
+        <w:rPr>
+          <w:rStyle w:val="VerbatimChar"/>
+        </w:rPr>
+        <w:t xml:space="preserve">├── .gitignore</w:t>
+      </w:r>
+      <w:r>
+        <w:br/>
+      </w:r>
+      <w:r>
+        <w:rPr>
+          <w:rStyle w:val="VerbatimChar"/>
+        </w:rPr>
+        <w:t xml:space="preserve">├── Gemfile</w:t>
+      </w:r>
+      <w:r>
+        <w:br/>
+      </w:r>
+      <w:r>
+        <w:rPr>
+          <w:rStyle w:val="VerbatimChar"/>
+        </w:rPr>
+        <w:t xml:space="preserve">├── README.md</w:t>
+      </w:r>
+      <w:r>
+        <w:br/>
+      </w:r>
+      <w:r>
+        <w:rPr>
+          <w:rStyle w:val="VerbatimChar"/>
+        </w:rPr>
+        <w:t xml:space="preserve">├── _config.yml</w:t>
+      </w:r>
+      <w:r>
+        <w:br/>
+      </w:r>
+      <w:r>
+        <w:rPr>
+          <w:rStyle w:val="VerbatimChar"/>
+        </w:rPr>
+        <w:t xml:space="preserve">├── _layouts/</w:t>
+      </w:r>
+      <w:r>
+        <w:br/>
+      </w:r>
+      <w:r>
+        <w:rPr>
+          <w:rStyle w:val="VerbatimChar"/>
+        </w:rPr>
+        <w:t xml:space="preserve">│   └── default.html              # MathJax 3 </w:t>
+      </w:r>
+      <w:r>
+        <w:rPr>
+          <w:rStyle w:val="VerbatimChar"/>
+          <w:rFonts w:hint="eastAsia"/>
+        </w:rPr>
+        <w:t xml:space="preserve">布局</w:t>
+      </w:r>
+      <w:r>
+        <w:br/>
+      </w:r>
+      <w:r>
+        <w:rPr>
+          <w:rStyle w:val="VerbatimChar"/>
+        </w:rPr>
+        <w:t xml:space="preserve">├── _posts/</w:t>
+      </w:r>
+      <w:r>
+        <w:br/>
+      </w:r>
+      <w:r>
+        <w:rPr>
+          <w:rStyle w:val="VerbatimChar"/>
+        </w:rPr>
+        <w:t xml:space="preserve">│   ├── 2026-06-06-welcome.md     # </w:t>
+      </w:r>
+      <w:r>
+        <w:rPr>
+          <w:rStyle w:val="VerbatimChar"/>
+          <w:rFonts w:hint="eastAsia"/>
+        </w:rPr>
+        <w:t xml:space="preserve">示例文章（66</w:t>
+      </w:r>
+      <w:r>
+        <w:rPr>
+          <w:rStyle w:val="VerbatimChar"/>
+        </w:rPr>
+        <w:t xml:space="preserve"> </w:t>
+      </w:r>
+      <w:r>
+        <w:rPr>
+          <w:rStyle w:val="VerbatimChar"/>
+          <w:rFonts w:hint="eastAsia"/>
+        </w:rPr>
+        <w:t xml:space="preserve">行）</w:t>
+      </w:r>
+      <w:r>
+        <w:br/>
+      </w:r>
+      <w:r>
+        <w:rPr>
+          <w:rStyle w:val="VerbatimChar"/>
+        </w:rPr>
+        <w:t xml:space="preserve">│   ├── 2026-06-06-radar-calibration-balloon.md  # </w:t>
+      </w:r>
+      <w:r>
+        <w:rPr>
+          <w:rStyle w:val="VerbatimChar"/>
+          <w:rFonts w:hint="eastAsia"/>
+        </w:rPr>
+        <w:t xml:space="preserve">技术报告（875</w:t>
+      </w:r>
+      <w:r>
+        <w:rPr>
+          <w:rStyle w:val="VerbatimChar"/>
+        </w:rPr>
+        <w:t xml:space="preserve"> </w:t>
+      </w:r>
+      <w:r>
+        <w:rPr>
+          <w:rStyle w:val="VerbatimChar"/>
+          <w:rFonts w:hint="eastAsia"/>
+        </w:rPr>
+        <w:t xml:space="preserve">行）</w:t>
+      </w:r>
+      <w:r>
+        <w:br/>
+      </w:r>
+      <w:r>
+        <w:rPr>
+          <w:rStyle w:val="VerbatimChar"/>
+        </w:rPr>
+        <w:t xml:space="preserve">│   ├── 2026-06-06-project-summary.md            # </w:t>
+      </w:r>
+      <w:r>
+        <w:rPr>
+          <w:rStyle w:val="VerbatimChar"/>
+          <w:rFonts w:hint="eastAsia"/>
+        </w:rPr>
+        <w:t xml:space="preserve">工作小结</w:t>
+      </w:r>
+      <w:r>
+        <w:br/>
+      </w:r>
+      <w:r>
+        <w:rPr>
+          <w:rStyle w:val="VerbatimChar"/>
+        </w:rPr>
+        <w:t xml:space="preserve">│   └── 2026-06-11-windy-report.md               # Windy </w:t>
+      </w:r>
+      <w:r>
+        <w:rPr>
+          <w:rStyle w:val="VerbatimChar"/>
+          <w:rFonts w:hint="eastAsia"/>
+        </w:rPr>
+        <w:t xml:space="preserve">调研（2,500</w:t>
+      </w:r>
+      <w:r>
+        <w:rPr>
+          <w:rStyle w:val="VerbatimChar"/>
+        </w:rPr>
+        <w:t xml:space="preserve"> </w:t>
+      </w:r>
+      <w:r>
+        <w:rPr>
+          <w:rStyle w:val="VerbatimChar"/>
+          <w:rFonts w:hint="eastAsia"/>
+        </w:rPr>
+        <w:t xml:space="preserve">行）</w:t>
+      </w:r>
+      <w:r>
+        <w:br/>
+      </w:r>
+      <w:r>
+        <w:rPr>
+          <w:rStyle w:val="VerbatimChar"/>
+        </w:rPr>
+        <w:t xml:space="preserve">├── index.md                       # </w:t>
+      </w:r>
+      <w:r>
+        <w:rPr>
+          <w:rStyle w:val="VerbatimChar"/>
+          <w:rFonts w:hint="eastAsia"/>
+        </w:rPr>
+        <w:t xml:space="preserve">首页</w:t>
+      </w:r>
+      <w:r>
+        <w:br/>
+      </w:r>
+      <w:r>
+        <w:rPr>
+          <w:rStyle w:val="VerbatimChar"/>
+        </w:rPr>
+        <w:t xml:space="preserve">├── about.md                       # </w:t>
+      </w:r>
+      <w:r>
+        <w:rPr>
+          <w:rStyle w:val="VerbatimChar"/>
+          <w:rFonts w:hint="eastAsia"/>
+        </w:rPr>
+        <w:t xml:space="preserve">关于页</w:t>
+      </w:r>
+      <w:r>
+        <w:br/>
+      </w:r>
+      <w:r>
+        <w:rPr>
+          <w:rStyle w:val="VerbatimChar"/>
+        </w:rPr>
+        <w:t xml:space="preserve">├── assets/</w:t>
+      </w:r>
+      <w:r>
+        <w:br/>
+      </w:r>
+      <w:r>
+        <w:rPr>
+          <w:rStyle w:val="VerbatimChar"/>
+        </w:rPr>
+        <w:t xml:space="preserve">│   ├── css/style.scss             # </w:t>
+      </w:r>
+      <w:r>
+        <w:rPr>
+          <w:rStyle w:val="VerbatimChar"/>
+          <w:rFonts w:hint="eastAsia"/>
+        </w:rPr>
+        <w:t xml:space="preserve">自定义样式</w:t>
+      </w:r>
+      <w:r>
+        <w:br/>
+      </w:r>
+      <w:r>
+        <w:rPr>
+          <w:rStyle w:val="VerbatimChar"/>
+        </w:rPr>
+        <w:t xml:space="preserve">│   └── images/</w:t>
+      </w:r>
+      <w:r>
+        <w:br/>
+      </w:r>
+      <w:r>
+        <w:rPr>
+          <w:rStyle w:val="VerbatimChar"/>
+        </w:rPr>
+        <w:t xml:space="preserve">│       ├── sample.svg</w:t>
+      </w:r>
+      <w:r>
+        <w:br/>
+      </w:r>
+      <w:r>
+        <w:rPr>
+          <w:rStyle w:val="VerbatimChar"/>
+        </w:rPr>
+        <w:t xml:space="preserve">│       ├── balloon-report-fig1~5.png  # 5 </w:t>
+      </w:r>
+      <w:r>
+        <w:rPr>
+          <w:rStyle w:val="VerbatimChar"/>
+          <w:rFonts w:hint="eastAsia"/>
+        </w:rPr>
+        <w:t xml:space="preserve">张技术图表（共</w:t>
+      </w:r>
+      <w:r>
+        <w:rPr>
+          <w:rStyle w:val="VerbatimChar"/>
+        </w:rPr>
+        <w:t xml:space="preserve"> 827 </w:t>
+      </w:r>
+      <w:r>
+        <w:rPr>
+          <w:rStyle w:val="VerbatimChar"/>
+          <w:rFonts w:hint="eastAsia"/>
+        </w:rPr>
+        <w:t xml:space="preserve">KB）</w:t>
+      </w:r>
+      <w:r>
+        <w:br/>
+      </w:r>
+      <w:r>
+        <w:rPr>
+          <w:rStyle w:val="VerbatimChar"/>
+        </w:rPr>
+        <w:t xml:space="preserve">├── tools/</w:t>
+      </w:r>
+      <w:r>
+        <w:br/>
+      </w:r>
+      <w:r>
+        <w:rPr>
+          <w:rStyle w:val="VerbatimChar"/>
+        </w:rPr>
+        <w:t xml:space="preserve">│   └── html2md.py                 # HTML→Markdown </w:t>
+      </w:r>
+      <w:r>
+        <w:rPr>
+          <w:rStyle w:val="VerbatimChar"/>
+          <w:rFonts w:hint="eastAsia"/>
+        </w:rPr>
+        <w:t xml:space="preserve">可复用工具</w:t>
+      </w:r>
+      <w:r>
+        <w:br/>
+      </w:r>
+      <w:r>
+        <w:rPr>
+          <w:rStyle w:val="VerbatimChar"/>
+        </w:rPr>
+        <w:t xml:space="preserve">└── docs/</w:t>
+      </w:r>
+      <w:r>
+        <w:br/>
+      </w:r>
+      <w:r>
+        <w:rPr>
+          <w:rStyle w:val="VerbatimChar"/>
+        </w:rPr>
+        <w:t xml:space="preserve">    ├── </w:t>
+      </w:r>
+      <w:r>
+        <w:rPr>
+          <w:rStyle w:val="VerbatimChar"/>
+          <w:rFonts w:hint="eastAsia"/>
+        </w:rPr>
+        <w:t xml:space="preserve">项目工作小结报告.md</w:t>
+      </w:r>
+      <w:r>
+        <w:br/>
+      </w:r>
+      <w:r>
+        <w:rPr>
+          <w:rStyle w:val="VerbatimChar"/>
+        </w:rPr>
+        <w:t xml:space="preserve">    ├── </w:t>
+      </w:r>
+      <w:r>
+        <w:rPr>
+          <w:rStyle w:val="VerbatimChar"/>
+          <w:rFonts w:hint="eastAsia"/>
+        </w:rPr>
+        <w:t xml:space="preserve">项目工作小结报告.docx</w:t>
+      </w:r>
+      <w:r>
+        <w:br/>
+      </w:r>
+      <w:r>
+        <w:rPr>
+          <w:rStyle w:val="VerbatimChar"/>
+        </w:rPr>
+        <w:t xml:space="preserve">    ├── </w:t>
+      </w:r>
+      <w:r>
+        <w:rPr>
+          <w:rStyle w:val="VerbatimChar"/>
+          <w:rFonts w:hint="eastAsia"/>
+        </w:rPr>
+        <w:t xml:space="preserve">项目对话全纪录.md</w:t>
+      </w:r>
+      <w:r>
+        <w:br/>
+      </w:r>
+      <w:r>
+        <w:rPr>
+          <w:rStyle w:val="VerbatimChar"/>
+        </w:rPr>
+        <w:t xml:space="preserve">    └── </w:t>
+      </w:r>
+      <w:r>
+        <w:rPr>
+          <w:rStyle w:val="VerbatimChar"/>
+          <w:rFonts w:hint="eastAsia"/>
+        </w:rPr>
+        <w:t xml:space="preserve">项目对话全纪录.docx</w:t>
+      </w:r>
+    </w:p>
+    <w:bookmarkEnd w:id="62"/>
+    <w:bookmarkStart w:id="63" w:name="博客文章列表"/>
+    <w:p>
+      <w:pPr>
+        <w:pStyle w:val="Heading2"/>
+      </w:pPr>
+      <w:r>
+        <w:t xml:space="preserve">9.3 </w:t>
+      </w:r>
+      <w:r>
+        <w:rPr>
+          <w:rFonts w:hint="eastAsia"/>
+        </w:rPr>
+        <w:t xml:space="preserve">博客文章列表</w:t>
+      </w:r>
+    </w:p>
+    <w:tbl>
+      <w:tblPr>
+        <w:tblStyle w:val="Table"/>
+        <w:tblW w:type="auto" w:w="0"/>
+        <w:tblLook w:firstRow="1" w:lastRow="0" w:firstColumn="0" w:lastColumn="0" w:noHBand="0" w:noVBand="0" w:val="0020"/>
+      </w:tblPr>
+      <w:tblGrid>
+        <w:gridCol w:w="1980"/>
+        <w:gridCol w:w="1980"/>
+        <w:gridCol w:w="1980"/>
+        <w:gridCol w:w="1980"/>
+      </w:tblGrid>
+      <w:tr>
+        <w:trPr>
+          <w:tblHeader w:val="on"/>
+        </w:trPr>
+        <w:tc>
+          <w:tcPr/>
+          <w:p>
+            <w:pPr>
+              <w:pStyle w:val="Compact"/>
+            </w:pPr>
+            <w:r>
+              <w:t xml:space="preserve">#</w:t>
+            </w:r>
+          </w:p>
+        </w:tc>
+        <w:tc>
+          <w:tcPr/>
+          <w:p>
+            <w:pPr>
+              <w:pStyle w:val="Compact"/>
+            </w:pPr>
+            <w:r>
+              <w:rPr>
+                <w:rFonts w:hint="eastAsia"/>
+              </w:rPr>
+              <w:t xml:space="preserve">文章</w:t>
+            </w:r>
+          </w:p>
+        </w:tc>
+        <w:tc>
+          <w:tcPr/>
+          <w:p>
+            <w:pPr>
+              <w:pStyle w:val="Compact"/>
+            </w:pPr>
+            <w:r>
+              <w:rPr>
+                <w:rFonts w:hint="eastAsia"/>
+              </w:rPr>
+              <w:t xml:space="preserve">日期</w:t>
+            </w:r>
+          </w:p>
+        </w:tc>
+        <w:tc>
+          <w:tcPr/>
+          <w:p>
+            <w:pPr>
+              <w:pStyle w:val="Compact"/>
+            </w:pPr>
+            <w:r>
+              <w:rPr>
+                <w:rFonts w:hint="eastAsia"/>
+              </w:rPr>
+              <w:t xml:space="preserve">大小</w:t>
+            </w:r>
+          </w:p>
+        </w:tc>
+      </w:tr>
+      <w:tr>
+        <w:tc>
+          <w:tcPr/>
+          <w:p>
+            <w:pPr>
+              <w:pStyle w:val="Compact"/>
+            </w:pPr>
+            <w:r>
+              <w:t xml:space="preserve">1</w:t>
+            </w:r>
+          </w:p>
+        </w:tc>
+        <w:tc>
+          <w:tcPr/>
+          <w:p>
+            <w:pPr>
+              <w:pStyle w:val="Compact"/>
+            </w:pPr>
+            <w:r>
+              <w:rPr>
+                <w:rFonts w:hint="eastAsia"/>
+              </w:rPr>
+              <w:t xml:space="preserve">欢迎来到我的技术博客</w:t>
+            </w:r>
+          </w:p>
+        </w:tc>
+        <w:tc>
+          <w:tcPr/>
+          <w:p>
+            <w:pPr>
+              <w:pStyle w:val="Compact"/>
+            </w:pPr>
+            <w:r>
+              <w:t xml:space="preserve">2026-06-06</w:t>
+            </w:r>
+          </w:p>
+        </w:tc>
+        <w:tc>
+          <w:tcPr/>
+          <w:p>
+            <w:pPr>
+              <w:pStyle w:val="Compact"/>
+            </w:pPr>
+            <w:r>
+              <w:t xml:space="preserve">1.4 KB</w:t>
+            </w:r>
+          </w:p>
+        </w:tc>
+      </w:tr>
+      <w:tr>
+        <w:tc>
+          <w:tcPr/>
+          <w:p>
+            <w:pPr>
+              <w:pStyle w:val="Compact"/>
+            </w:pPr>
+            <w:r>
+              <w:t xml:space="preserve">2</w:t>
+            </w:r>
+          </w:p>
+        </w:tc>
+        <w:tc>
+          <w:tcPr/>
+          <w:p>
+            <w:pPr>
+              <w:pStyle w:val="Compact"/>
+            </w:pPr>
+            <w:r>
+              <w:rPr>
+                <w:rFonts w:hint="eastAsia"/>
+              </w:rPr>
+              <w:t xml:space="preserve">项目工作小结</w:t>
+            </w:r>
+          </w:p>
+        </w:tc>
+        <w:tc>
+          <w:tcPr/>
+          <w:p>
+            <w:pPr>
+              <w:pStyle w:val="Compact"/>
+            </w:pPr>
+            <w:r>
+              <w:t xml:space="preserve">2026-06-06</w:t>
+            </w:r>
+          </w:p>
+        </w:tc>
+        <w:tc>
+          <w:tcPr/>
+          <w:p>
+            <w:pPr>
+              <w:pStyle w:val="Compact"/>
+            </w:pPr>
+            <w:r>
+              <w:t xml:space="preserve">6.4 KB</w:t>
+            </w:r>
+          </w:p>
+        </w:tc>
+      </w:tr>
+      <w:tr>
+        <w:tc>
+          <w:tcPr/>
+          <w:p>
+            <w:pPr>
+              <w:pStyle w:val="Compact"/>
+            </w:pPr>
+            <w:r>
+              <w:t xml:space="preserve">3</w:t>
+            </w:r>
+          </w:p>
+        </w:tc>
+        <w:tc>
+          <w:tcPr/>
+          <w:p>
+            <w:pPr>
+              <w:pStyle w:val="Compact"/>
+            </w:pPr>
+            <w:r>
+              <w:rPr>
+                <w:rFonts w:hint="eastAsia"/>
+              </w:rPr>
+              <w:t xml:space="preserve">泡沫中空镀膜金属球标校气象雷达</w:t>
+            </w:r>
+          </w:p>
+        </w:tc>
+        <w:tc>
+          <w:tcPr/>
+          <w:p>
+            <w:pPr>
+              <w:pStyle w:val="Compact"/>
+            </w:pPr>
+            <w:r>
+              <w:t xml:space="preserve">2026-06-06</w:t>
+            </w:r>
+          </w:p>
+        </w:tc>
+        <w:tc>
+          <w:tcPr/>
+          <w:p>
+            <w:pPr>
+              <w:pStyle w:val="Compact"/>
+            </w:pPr>
+            <w:r>
+              <w:t xml:space="preserve">36 KB</w:t>
+            </w:r>
+          </w:p>
+        </w:tc>
+      </w:tr>
+      <w:tr>
+        <w:tc>
+          <w:tcPr/>
+          <w:p>
+            <w:pPr>
+              <w:pStyle w:val="Compact"/>
+            </w:pPr>
+            <w:r>
+              <w:t xml:space="preserve">4</w:t>
+            </w:r>
+          </w:p>
+        </w:tc>
+        <w:tc>
+          <w:tcPr/>
+          <w:p>
+            <w:pPr>
+              <w:pStyle w:val="Compact"/>
+            </w:pPr>
+            <w:r>
+              <w:t xml:space="preserve">Windy </w:t>
+            </w:r>
+            <w:r>
+              <w:rPr>
+                <w:rFonts w:hint="eastAsia"/>
+              </w:rPr>
+              <w:t xml:space="preserve">深入调研报告</w:t>
+            </w:r>
+          </w:p>
+        </w:tc>
+        <w:tc>
+          <w:tcPr/>
+          <w:p>
+            <w:pPr>
+              <w:pStyle w:val="Compact"/>
+            </w:pPr>
+            <w:r>
+              <w:t xml:space="preserve">2026-06-11</w:t>
+            </w:r>
+          </w:p>
+        </w:tc>
+        <w:tc>
+          <w:tcPr/>
+          <w:p>
+            <w:pPr>
+              <w:pStyle w:val="Compact"/>
+            </w:pPr>
+            <w:r>
+              <w:t xml:space="preserve">84 KB</w:t>
+            </w:r>
+          </w:p>
+        </w:tc>
+      </w:tr>
+    </w:tbl>
+    <w:bookmarkEnd w:id="63"/>
+    <w:bookmarkStart w:id="64" w:name="关键技术决策-1"/>
+    <w:p>
+      <w:pPr>
+        <w:pStyle w:val="Heading2"/>
+      </w:pPr>
+      <w:r>
+        <w:t xml:space="preserve">9.4 </w:t>
+      </w:r>
+      <w:r>
+        <w:rPr>
+          <w:rFonts w:hint="eastAsia"/>
+        </w:rPr>
+        <w:t xml:space="preserve">关键技术决策</w:t>
+      </w:r>
+    </w:p>
+    <w:tbl>
+      <w:tblPr>
+        <w:tblStyle w:val="Table"/>
+        <w:tblW w:type="auto" w:w="0"/>
+        <w:tblLook w:firstRow="1" w:lastRow="0" w:firstColumn="0" w:lastColumn="0" w:noHBand="0" w:noVBand="0" w:val="0020"/>
+      </w:tblPr>
+      <w:tblGrid>
+        <w:gridCol w:w="2640"/>
+        <w:gridCol w:w="2640"/>
+        <w:gridCol w:w="2640"/>
+      </w:tblGrid>
+      <w:tr>
+        <w:trPr>
+          <w:tblHeader w:val="on"/>
+        </w:trPr>
+        <w:tc>
+          <w:tcPr/>
+          <w:p>
+            <w:pPr>
+              <w:pStyle w:val="Compact"/>
+            </w:pPr>
+            <w:r>
+              <w:rPr>
+                <w:rFonts w:hint="eastAsia"/>
+              </w:rPr>
+              <w:t xml:space="preserve">决策</w:t>
+            </w:r>
+          </w:p>
+        </w:tc>
+        <w:tc>
+          <w:tcPr/>
+          <w:p>
+            <w:pPr>
+              <w:pStyle w:val="Compact"/>
+            </w:pPr>
+            <w:r>
+              <w:rPr>
+                <w:rFonts w:hint="eastAsia"/>
+              </w:rPr>
+              <w:t xml:space="preserve">选择</w:t>
+            </w:r>
+          </w:p>
+        </w:tc>
+        <w:tc>
+          <w:tcPr/>
+          <w:p>
+            <w:pPr>
+              <w:pStyle w:val="Compact"/>
+            </w:pPr>
+            <w:r>
+              <w:rPr>
+                <w:rFonts w:hint="eastAsia"/>
+              </w:rPr>
+              <w:t xml:space="preserve">替代方案</w:t>
+            </w:r>
+          </w:p>
+        </w:tc>
+      </w:tr>
+      <w:tr>
+        <w:tc>
+          <w:tcPr/>
+          <w:p>
+            <w:pPr>
+              <w:pStyle w:val="Compact"/>
+            </w:pPr>
+            <w:r>
+              <w:rPr>
+                <w:rFonts w:hint="eastAsia"/>
+              </w:rPr>
+              <w:t xml:space="preserve">托管平台</w:t>
+            </w:r>
+          </w:p>
+        </w:tc>
+        <w:tc>
+          <w:tcPr/>
+          <w:p>
+            <w:pPr>
+              <w:pStyle w:val="Compact"/>
+            </w:pPr>
+            <w:r>
+              <w:t xml:space="preserve">GitHub Pages</w:t>
+            </w:r>
+          </w:p>
+        </w:tc>
+        <w:tc>
+          <w:tcPr/>
+          <w:p>
+            <w:pPr>
+              <w:pStyle w:val="Compact"/>
+            </w:pPr>
+            <w:r>
+              <w:t xml:space="preserve">Netlify / Vercel / </w:t>
+            </w:r>
+            <w:r>
+              <w:rPr>
+                <w:rFonts w:hint="eastAsia"/>
+              </w:rPr>
+              <w:t xml:space="preserve">自建服务器</w:t>
+            </w:r>
+          </w:p>
+        </w:tc>
+      </w:tr>
+      <w:tr>
+        <w:tc>
+          <w:tcPr/>
+          <w:p>
+            <w:pPr>
+              <w:pStyle w:val="Compact"/>
+            </w:pPr>
+            <w:r>
+              <w:rPr>
+                <w:rFonts w:hint="eastAsia"/>
+              </w:rPr>
+              <w:t xml:space="preserve">站点生成器</w:t>
+            </w:r>
+          </w:p>
+        </w:tc>
+        <w:tc>
+          <w:tcPr/>
+          <w:p>
+            <w:pPr>
+              <w:pStyle w:val="Compact"/>
+            </w:pPr>
+            <w:r>
+              <w:t xml:space="preserve">Jekyll</w:t>
+            </w:r>
+          </w:p>
+        </w:tc>
+        <w:tc>
+          <w:tcPr/>
+          <w:p>
+            <w:pPr>
+              <w:pStyle w:val="Compact"/>
+            </w:pPr>
+            <w:r>
+              <w:t xml:space="preserve">Hugo / Hexo / Next.js</w:t>
+            </w:r>
+          </w:p>
+        </w:tc>
+      </w:tr>
+      <w:tr>
+        <w:tc>
+          <w:tcPr/>
+          <w:p>
+            <w:pPr>
+              <w:pStyle w:val="Compact"/>
+            </w:pPr>
+            <w:r>
+              <w:rPr>
+                <w:rFonts w:hint="eastAsia"/>
+              </w:rPr>
+              <w:t xml:space="preserve">公式引擎</w:t>
+            </w:r>
+          </w:p>
+        </w:tc>
+        <w:tc>
+          <w:tcPr/>
+          <w:p>
+            <w:pPr>
+              <w:pStyle w:val="Compact"/>
+            </w:pPr>
+            <w:r>
+              <w:t xml:space="preserve">MathJax 3</w:t>
+            </w:r>
+          </w:p>
+        </w:tc>
+        <w:tc>
+          <w:tcPr/>
+          <w:p>
+            <w:pPr>
+              <w:pStyle w:val="Compact"/>
+            </w:pPr>
+            <w:r>
+              <w:t xml:space="preserve">KaTeX / </w:t>
+            </w:r>
+            <w:r>
+              <w:rPr>
+                <w:rFonts w:hint="eastAsia"/>
+              </w:rPr>
+              <w:t xml:space="preserve">服务端渲染</w:t>
+            </w:r>
+          </w:p>
+        </w:tc>
+      </w:tr>
+      <w:tr>
+        <w:tc>
+          <w:tcPr/>
+          <w:p>
+            <w:pPr>
+              <w:pStyle w:val="Compact"/>
+            </w:pPr>
+            <w:r>
+              <w:rPr>
+                <w:rFonts w:hint="eastAsia"/>
+              </w:rPr>
+              <w:t xml:space="preserve">文章格式</w:t>
+            </w:r>
+          </w:p>
+        </w:tc>
+        <w:tc>
+          <w:tcPr/>
+          <w:p>
+            <w:pPr>
+              <w:pStyle w:val="Compact"/>
+            </w:pPr>
+            <w:r>
+              <w:t xml:space="preserve">Markdown + YAML Front Matter</w:t>
+            </w:r>
+          </w:p>
+        </w:tc>
+        <w:tc>
+          <w:tcPr/>
+          <w:p>
+            <w:pPr>
+              <w:pStyle w:val="Compact"/>
+            </w:pPr>
+            <w:r>
+              <w:t xml:space="preserve">HTML / reStructuredText</w:t>
+            </w:r>
+          </w:p>
+        </w:tc>
+      </w:tr>
+      <w:tr>
+        <w:tc>
+          <w:tcPr/>
+          <w:p>
+            <w:pPr>
+              <w:pStyle w:val="Compact"/>
+            </w:pPr>
+            <w:r>
+              <w:rPr>
+                <w:rFonts w:hint="eastAsia"/>
+              </w:rPr>
+              <w:t xml:space="preserve">图片提取</w:t>
+            </w:r>
+          </w:p>
+        </w:tc>
+        <w:tc>
+          <w:tcPr/>
+          <w:p>
+            <w:pPr>
+              <w:pStyle w:val="Compact"/>
+            </w:pPr>
+            <w:r>
+              <w:t xml:space="preserve">Python base64 decode</w:t>
+            </w:r>
+          </w:p>
+        </w:tc>
+        <w:tc>
+          <w:tcPr/>
+          <w:p>
+            <w:pPr>
+              <w:pStyle w:val="Compact"/>
+            </w:pPr>
+            <w:r>
+              <w:rPr>
+                <w:rFonts w:hint="eastAsia"/>
+              </w:rPr>
+              <w:t xml:space="preserve">在线工具手动提取</w:t>
+            </w:r>
+          </w:p>
+        </w:tc>
+      </w:tr>
+      <w:tr>
+        <w:tc>
+          <w:tcPr/>
+          <w:p>
+            <w:pPr>
+              <w:pStyle w:val="Compact"/>
+            </w:pPr>
+            <w:r>
+              <w:t xml:space="preserve">HTML </w:t>
+            </w:r>
+            <w:r>
+              <w:rPr>
+                <w:rFonts w:hint="eastAsia"/>
+              </w:rPr>
+              <w:t xml:space="preserve">解析</w:t>
+            </w:r>
+          </w:p>
+        </w:tc>
+        <w:tc>
+          <w:tcPr/>
+          <w:p>
+            <w:pPr>
+              <w:pStyle w:val="Compact"/>
+            </w:pPr>
+            <w:r>
+              <w:t xml:space="preserve">Python </w:t>
+            </w:r>
+            <w:r>
+              <w:rPr>
+                <w:rFonts w:hint="eastAsia"/>
+              </w:rPr>
+              <w:t xml:space="preserve">逐字符深度计数</w:t>
+            </w:r>
+          </w:p>
+        </w:tc>
+        <w:tc>
+          <w:tcPr/>
+          <w:p>
+            <w:pPr>
+              <w:pStyle w:val="Compact"/>
+            </w:pPr>
+            <w:r>
+              <w:t xml:space="preserve">BeautifulSoup / regex</w:t>
+            </w:r>
+          </w:p>
+        </w:tc>
+      </w:tr>
+      <w:tr>
+        <w:tc>
+          <w:tcPr/>
+          <w:p>
+            <w:pPr>
+              <w:pStyle w:val="Compact"/>
+            </w:pPr>
+            <w:r>
+              <w:t xml:space="preserve">Git </w:t>
+            </w:r>
+            <w:r>
+              <w:rPr>
+                <w:rFonts w:hint="eastAsia"/>
+              </w:rPr>
+              <w:t xml:space="preserve">协议</w:t>
+            </w:r>
+          </w:p>
+        </w:tc>
+        <w:tc>
+          <w:tcPr/>
+          <w:p>
+            <w:pPr>
+              <w:pStyle w:val="Compact"/>
+            </w:pPr>
+            <w:r>
+              <w:rPr>
+                <w:rFonts w:hint="eastAsia"/>
+              </w:rPr>
+              <w:t xml:space="preserve">SSH（从</w:t>
+            </w:r>
+            <w:r>
+              <w:t xml:space="preserve"> HTTPS </w:t>
+            </w:r>
+            <w:r>
+              <w:rPr>
+                <w:rFonts w:hint="eastAsia"/>
+              </w:rPr>
+              <w:t xml:space="preserve">切换）</w:t>
+            </w:r>
+          </w:p>
+        </w:tc>
+        <w:tc>
+          <w:tcPr/>
+          <w:p>
+            <w:pPr>
+              <w:pStyle w:val="Compact"/>
+            </w:pPr>
+            <w:r>
+              <w:rPr>
+                <w:rFonts w:hint="eastAsia"/>
+              </w:rPr>
+              <w:t xml:space="preserve">HTTPS（被公司网络阻断）</w:t>
+            </w:r>
+          </w:p>
+        </w:tc>
+      </w:tr>
+      <w:tr>
+        <w:tc>
+          <w:tcPr/>
+          <w:p>
+            <w:pPr>
+              <w:pStyle w:val="Compact"/>
+            </w:pPr>
+            <w:r>
+              <w:rPr>
+                <w:rFonts w:hint="eastAsia"/>
+              </w:rPr>
+              <w:t xml:space="preserve">文档生成</w:t>
+            </w:r>
+          </w:p>
+        </w:tc>
+        <w:tc>
+          <w:tcPr/>
+          <w:p>
+            <w:pPr>
+              <w:pStyle w:val="Compact"/>
+            </w:pPr>
+            <w:r>
+              <w:t xml:space="preserve">Pandoc</w:t>
+            </w:r>
+          </w:p>
+        </w:tc>
+        <w:tc>
+          <w:tcPr/>
+          <w:p>
+            <w:pPr>
+              <w:pStyle w:val="Compact"/>
+            </w:pPr>
+            <w:r>
+              <w:rPr>
+                <w:rFonts w:hint="eastAsia"/>
+              </w:rPr>
+              <w:t xml:space="preserve">手动编写</w:t>
+            </w:r>
+            <w:r>
+              <w:t xml:space="preserve"> Word</w:t>
+            </w:r>
+          </w:p>
+        </w:tc>
+      </w:tr>
+    </w:tbl>
+    <w:bookmarkEnd w:id="64"/>
+    <w:bookmarkStart w:id="67" w:name="工程经验总结-1"/>
+    <w:p>
+      <w:pPr>
+        <w:pStyle w:val="Heading2"/>
+      </w:pPr>
+      <w:r>
+        <w:t xml:space="preserve">9.5 </w:t>
+      </w:r>
+      <w:r>
+        <w:rPr>
+          <w:rFonts w:hint="eastAsia"/>
+        </w:rPr>
+        <w:t xml:space="preserve">工程经验总结</w:t>
+      </w:r>
+    </w:p>
+    <w:bookmarkStart w:id="65" w:name="成功做法-1"/>
+    <w:p>
+      <w:pPr>
+        <w:pStyle w:val="Heading3"/>
+      </w:pPr>
+      <w:r>
+        <w:t xml:space="preserve">✅ </w:t>
+      </w:r>
+      <w:r>
+        <w:rPr>
+          <w:rFonts w:hint="eastAsia"/>
+        </w:rPr>
+        <w:t xml:space="preserve">成功做法</w:t>
+      </w:r>
+    </w:p>
+    <w:p>
+      <w:pPr>
+        <w:pStyle w:val="Compact"/>
+        <w:numPr>
+          <w:ilvl w:val="0"/>
+          <w:numId w:val="1011"/>
+        </w:numPr>
+      </w:pPr>
+      <w:r>
+        <w:rPr>
+          <w:rFonts w:hint="eastAsia"/>
+          <w:b/>
+          <w:bCs/>
+        </w:rPr>
+        <w:t xml:space="preserve">从最小可行产品开始</w:t>
+      </w:r>
+      <w:r>
+        <w:rPr>
+          <w:rFonts w:hint="eastAsia"/>
+        </w:rPr>
+        <w:t xml:space="preserve">：先</w:t>
+      </w:r>
+      <w:r>
+        <w:t xml:space="preserve"> hello-world </w:t>
+      </w:r>
+      <w:r>
+        <w:rPr>
+          <w:rFonts w:hint="eastAsia"/>
+        </w:rPr>
+        <w:t xml:space="preserve">验证链路，再接入复杂内容</w:t>
+      </w:r>
+    </w:p>
+    <w:p>
+      <w:pPr>
+        <w:pStyle w:val="Compact"/>
+        <w:numPr>
+          <w:ilvl w:val="0"/>
+          <w:numId w:val="1011"/>
+        </w:numPr>
+      </w:pPr>
+      <w:r>
+        <w:rPr>
+          <w:rFonts w:hint="eastAsia"/>
+          <w:b/>
+          <w:bCs/>
+        </w:rPr>
+        <w:t xml:space="preserve">分阶段提交</w:t>
+      </w:r>
+      <w:r>
+        <w:rPr>
+          <w:rFonts w:hint="eastAsia"/>
+        </w:rPr>
+        <w:t xml:space="preserve">：每次逻辑独立的改动一个</w:t>
+      </w:r>
+      <w:r>
+        <w:t xml:space="preserve"> </w:t>
+      </w:r>
+      <w:r>
+        <w:rPr>
+          <w:rFonts w:hint="eastAsia"/>
+        </w:rPr>
+        <w:t xml:space="preserve">commit，便于回滚和对比</w:t>
+      </w:r>
+    </w:p>
+    <w:p>
+      <w:pPr>
+        <w:pStyle w:val="Compact"/>
+        <w:numPr>
+          <w:ilvl w:val="0"/>
+          <w:numId w:val="1011"/>
+        </w:numPr>
+      </w:pPr>
+      <w:r>
+        <w:rPr>
+          <w:rFonts w:hint="eastAsia"/>
+          <w:b/>
+          <w:bCs/>
+        </w:rPr>
+        <w:t xml:space="preserve">转换流程脚本化并工程化</w:t>
+      </w:r>
+      <w:r>
+        <w:rPr>
+          <w:rFonts w:hint="eastAsia"/>
+        </w:rPr>
+        <w:t xml:space="preserve">：从一次性脚本演进为可配置、可复用的独立工具</w:t>
+      </w:r>
+    </w:p>
+    <w:p>
+      <w:pPr>
+        <w:pStyle w:val="Compact"/>
+        <w:numPr>
+          <w:ilvl w:val="0"/>
+          <w:numId w:val="1011"/>
+        </w:numPr>
+      </w:pPr>
+      <w:r>
+        <w:rPr>
+          <w:rFonts w:hint="eastAsia"/>
+          <w:b/>
+          <w:bCs/>
+        </w:rPr>
+        <w:t xml:space="preserve">专用调试脚本</w:t>
+      </w:r>
+      <w:r>
+        <w:rPr>
+          <w:rFonts w:hint="eastAsia"/>
+        </w:rPr>
+        <w:t xml:space="preserve">：逐步骤追踪数据流，精确定位</w:t>
+      </w:r>
+      <w:r>
+        <w:t xml:space="preserve"> bug</w:t>
+      </w:r>
+    </w:p>
+    <w:p>
+      <w:pPr>
+        <w:pStyle w:val="Compact"/>
+        <w:numPr>
+          <w:ilvl w:val="0"/>
+          <w:numId w:val="1011"/>
+        </w:numPr>
+      </w:pPr>
+      <w:r>
+        <w:rPr>
+          <w:rFonts w:hint="eastAsia"/>
+          <w:b/>
+          <w:bCs/>
+        </w:rPr>
+        <w:t xml:space="preserve">充分利用</w:t>
+      </w:r>
+      <w:r>
+        <w:rPr>
+          <w:b/>
+          <w:bCs/>
+        </w:rPr>
+        <w:t xml:space="preserve"> GitHub </w:t>
+      </w:r>
+      <w:r>
+        <w:rPr>
+          <w:rFonts w:hint="eastAsia"/>
+          <w:b/>
+          <w:bCs/>
+        </w:rPr>
+        <w:t xml:space="preserve">原生生态</w:t>
+      </w:r>
+      <w:r>
+        <w:rPr>
+          <w:rFonts w:hint="eastAsia"/>
+        </w:rPr>
+        <w:t xml:space="preserve">：零</w:t>
+      </w:r>
+      <w:r>
+        <w:t xml:space="preserve"> CI </w:t>
+      </w:r>
+      <w:r>
+        <w:rPr>
+          <w:rFonts w:hint="eastAsia"/>
+        </w:rPr>
+        <w:t xml:space="preserve">配置，零维护成本</w:t>
+      </w:r>
+    </w:p>
+    <w:p>
+      <w:pPr>
+        <w:pStyle w:val="Compact"/>
+        <w:numPr>
+          <w:ilvl w:val="0"/>
+          <w:numId w:val="1011"/>
+        </w:numPr>
+      </w:pPr>
+      <w:r>
+        <w:rPr>
+          <w:rFonts w:hint="eastAsia"/>
+          <w:b/>
+          <w:bCs/>
+        </w:rPr>
+        <w:t xml:space="preserve">代码审查对照经验库</w:t>
+      </w:r>
+      <w:r>
+        <w:rPr>
+          <w:rFonts w:hint="eastAsia"/>
+        </w:rPr>
+        <w:t xml:space="preserve">：用之前记录的教训逐条审查新代码</w:t>
+      </w:r>
+    </w:p>
+    <w:bookmarkEnd w:id="65"/>
+    <w:bookmarkStart w:id="66" w:name="重要教训-1"/>
+    <w:p>
+      <w:pPr>
+        <w:pStyle w:val="Heading3"/>
+      </w:pPr>
+      <w:r>
+        <w:t xml:space="preserve">⚠️ </w:t>
+      </w:r>
+      <w:r>
+        <w:rPr>
+          <w:rFonts w:hint="eastAsia"/>
+        </w:rPr>
+        <w:t xml:space="preserve">重要教训</w:t>
+      </w:r>
+    </w:p>
+    <w:p>
+      <w:pPr>
+        <w:pStyle w:val="Compact"/>
+        <w:numPr>
+          <w:ilvl w:val="0"/>
+          <w:numId w:val="1012"/>
+        </w:numPr>
+      </w:pPr>
+      <w:r>
+        <w:rPr>
+          <w:b/>
+          <w:bCs/>
+        </w:rPr>
+        <w:t xml:space="preserve">HTML </w:t>
+      </w:r>
+      <w:r>
+        <w:rPr>
+          <w:rFonts w:hint="eastAsia"/>
+          <w:b/>
+          <w:bCs/>
+        </w:rPr>
+        <w:t xml:space="preserve">实体解码必须在标签清理之后</w:t>
+      </w:r>
+      <w:r>
+        <w:t xml:space="preserve">——</w:t>
+      </w:r>
+      <w:r>
+        <w:rPr>
+          <w:rStyle w:val="VerbatimChar"/>
+        </w:rPr>
+        <w:t xml:space="preserve">&amp;lt;</w:t>
+      </w:r>
+      <w:r>
+        <w:t xml:space="preserve"> </w:t>
+      </w:r>
+      <w:r>
+        <w:rPr>
+          <w:rFonts w:hint="eastAsia"/>
+        </w:rPr>
+        <w:t xml:space="preserve">变</w:t>
+      </w:r>
+      <w:r>
+        <w:t xml:space="preserve"> </w:t>
+      </w:r>
+      <w:r>
+        <w:rPr>
+          <w:rStyle w:val="VerbatimChar"/>
+        </w:rPr>
+        <w:t xml:space="preserve">&lt;</w:t>
+      </w:r>
+      <w:r>
+        <w:t xml:space="preserve"> </w:t>
+      </w:r>
+      <w:r>
+        <w:rPr>
+          <w:rFonts w:hint="eastAsia"/>
+        </w:rPr>
+        <w:t xml:space="preserve">产生虚假标签</w:t>
+      </w:r>
+    </w:p>
+    <w:p>
+      <w:pPr>
+        <w:pStyle w:val="Compact"/>
+        <w:numPr>
+          <w:ilvl w:val="0"/>
+          <w:numId w:val="1012"/>
+        </w:numPr>
+      </w:pPr>
+      <w:r>
+        <w:rPr>
+          <w:rFonts w:hint="eastAsia"/>
+          <w:b/>
+          <w:bCs/>
+        </w:rPr>
+        <w:t xml:space="preserve">正则不适合解析嵌套结构</w:t>
+      </w:r>
+      <w:r>
+        <w:rPr>
+          <w:rFonts w:hint="eastAsia"/>
+        </w:rPr>
+        <w:t xml:space="preserve">——用深度计数器逐字符扫描</w:t>
+      </w:r>
+    </w:p>
+    <w:p>
+      <w:pPr>
+        <w:pStyle w:val="Compact"/>
+        <w:numPr>
+          <w:ilvl w:val="0"/>
+          <w:numId w:val="1012"/>
+        </w:numPr>
+      </w:pPr>
+      <w:r>
+        <w:rPr>
+          <w:rFonts w:hint="eastAsia"/>
+          <w:b/>
+          <w:bCs/>
+        </w:rPr>
+        <w:t xml:space="preserve">同一类</w:t>
+      </w:r>
+      <w:r>
+        <w:rPr>
+          <w:b/>
+          <w:bCs/>
+        </w:rPr>
+        <w:t xml:space="preserve"> bug </w:t>
+      </w:r>
+      <w:r>
+        <w:rPr>
+          <w:rFonts w:hint="eastAsia"/>
+          <w:b/>
+          <w:bCs/>
+        </w:rPr>
+        <w:t xml:space="preserve">会在不同地方复发</w:t>
+      </w:r>
+      <w:r>
+        <w:t xml:space="preserve">——Callout </w:t>
+      </w:r>
+      <w:r>
+        <w:rPr>
+          <w:rFonts w:hint="eastAsia"/>
+        </w:rPr>
+        <w:t xml:space="preserve">的处理重犯了嵌套</w:t>
+      </w:r>
+      <w:r>
+        <w:t xml:space="preserve"> DIV </w:t>
+      </w:r>
+      <w:r>
+        <w:rPr>
+          <w:rFonts w:hint="eastAsia"/>
+        </w:rPr>
+        <w:t xml:space="preserve">的问题，说明需要建立”检查清单”机制</w:t>
+      </w:r>
+    </w:p>
+    <w:p>
+      <w:pPr>
+        <w:pStyle w:val="Compact"/>
+        <w:numPr>
+          <w:ilvl w:val="0"/>
+          <w:numId w:val="1012"/>
+        </w:numPr>
+      </w:pPr>
+      <w:r>
+        <w:rPr>
+          <w:b/>
+          <w:bCs/>
+        </w:rPr>
+        <w:t xml:space="preserve">KaTeX </w:t>
+      </w:r>
+      <w:r>
+        <w:rPr>
+          <w:rFonts w:hint="eastAsia"/>
+          <w:b/>
+          <w:bCs/>
+        </w:rPr>
+        <w:t xml:space="preserve">渲染输出不可逆</w:t>
+      </w:r>
+      <w:r>
+        <w:rPr>
+          <w:rFonts w:hint="eastAsia"/>
+        </w:rPr>
+        <w:t xml:space="preserve">——必须依赖</w:t>
+      </w:r>
+      <w:r>
+        <w:t xml:space="preserve"> </w:t>
+      </w:r>
+      <w:r>
+        <w:rPr>
+          <w:rStyle w:val="VerbatimChar"/>
+        </w:rPr>
+        <w:t xml:space="preserve">&lt;annotation&gt;</w:t>
+      </w:r>
+      <w:r>
+        <w:t xml:space="preserve"> </w:t>
+      </w:r>
+      <w:r>
+        <w:rPr>
+          <w:rFonts w:hint="eastAsia"/>
+        </w:rPr>
+        <w:t xml:space="preserve">还原</w:t>
+      </w:r>
+      <w:r>
+        <w:t xml:space="preserve"> LaTeX</w:t>
+      </w:r>
+    </w:p>
+    <w:p>
+      <w:pPr>
+        <w:pStyle w:val="Compact"/>
+        <w:numPr>
+          <w:ilvl w:val="0"/>
+          <w:numId w:val="1012"/>
+        </w:numPr>
+      </w:pPr>
+      <w:r>
+        <w:rPr>
+          <w:rFonts w:hint="eastAsia"/>
+          <w:b/>
+          <w:bCs/>
+        </w:rPr>
+        <w:t xml:space="preserve">大文件分段处理</w:t>
+      </w:r>
+      <w:r>
+        <w:rPr>
+          <w:rFonts w:hint="eastAsia"/>
+        </w:rPr>
+        <w:t xml:space="preserve">——先用</w:t>
+      </w:r>
+      <w:r>
+        <w:t xml:space="preserve"> grep </w:t>
+      </w:r>
+      <w:r>
+        <w:rPr>
+          <w:rFonts w:hint="eastAsia"/>
+        </w:rPr>
+        <w:t xml:space="preserve">了解结构，再分块读取</w:t>
+      </w:r>
+    </w:p>
+    <w:p>
+      <w:pPr>
+        <w:pStyle w:val="Compact"/>
+        <w:numPr>
+          <w:ilvl w:val="0"/>
+          <w:numId w:val="1012"/>
+        </w:numPr>
+      </w:pPr>
+      <w:r>
+        <w:rPr>
+          <w:b/>
+          <w:bCs/>
+        </w:rPr>
+        <w:t xml:space="preserve">HTTPS </w:t>
+      </w:r>
+      <w:r>
+        <w:rPr>
+          <w:rFonts w:hint="eastAsia"/>
+          <w:b/>
+          <w:bCs/>
+        </w:rPr>
+        <w:t xml:space="preserve">被阻断时切</w:t>
+      </w:r>
+      <w:r>
+        <w:rPr>
+          <w:b/>
+          <w:bCs/>
+        </w:rPr>
+        <w:t xml:space="preserve"> SSH</w:t>
+      </w:r>
+      <w:r>
+        <w:rPr>
+          <w:rFonts w:hint="eastAsia"/>
+        </w:rPr>
+        <w:t xml:space="preserve">——公司网络环境下的</w:t>
+      </w:r>
+      <w:r>
+        <w:t xml:space="preserve"> Git </w:t>
+      </w:r>
+      <w:r>
+        <w:rPr>
+          <w:rFonts w:hint="eastAsia"/>
+        </w:rPr>
+        <w:t xml:space="preserve">推送备选方案</w:t>
+      </w:r>
+    </w:p>
+    <w:p>
+      <w:pPr>
+        <w:pStyle w:val="Compact"/>
+        <w:numPr>
+          <w:ilvl w:val="0"/>
+          <w:numId w:val="1012"/>
+        </w:numPr>
+      </w:pPr>
+      <w:r>
+        <w:rPr>
+          <w:b/>
+          <w:bCs/>
+        </w:rPr>
+        <w:t xml:space="preserve">Jekyll </w:t>
+      </w:r>
+      <w:r>
+        <w:rPr>
+          <w:rFonts w:hint="eastAsia"/>
+          <w:b/>
+          <w:bCs/>
+        </w:rPr>
+        <w:t xml:space="preserve">文章必须同时满足两个条件</w:t>
+      </w:r>
+      <w:r>
+        <w:t xml:space="preserve">——</w:t>
+      </w:r>
+      <w:r>
+        <w:rPr>
+          <w:rStyle w:val="VerbatimChar"/>
+        </w:rPr>
+        <w:t xml:space="preserve">YYYY-MM-DD-</w:t>
+      </w:r>
+      <w:r>
+        <w:t xml:space="preserve"> </w:t>
+      </w:r>
+      <w:r>
+        <w:rPr>
+          <w:rFonts w:hint="eastAsia"/>
+        </w:rPr>
+        <w:t xml:space="preserve">文件名前缀</w:t>
+      </w:r>
+      <w:r>
+        <w:t xml:space="preserve"> + YAML Front Matter</w:t>
+      </w:r>
+    </w:p>
+    <w:p>
+      <w:r>
+        <w:pict>
+          <v:rect style="width:0;height:1.5pt" o:hralign="center" o:hrstd="t" o:hr="t"/>
+        </w:pict>
+      </w:r>
+    </w:p>
+    <w:p>
+      <w:pPr>
+        <w:pStyle w:val="FirstParagraph"/>
+      </w:pPr>
+      <w:r>
+        <w:rPr>
+          <w:rFonts w:hint="eastAsia"/>
+          <w:i/>
+          <w:iCs/>
+        </w:rPr>
+        <w:t xml:space="preserve">文档更新日期：2026</w:t>
+      </w:r>
+      <w:r>
+        <w:rPr>
+          <w:i/>
+          <w:iCs/>
+        </w:rPr>
+        <w:t xml:space="preserve"> </w:t>
+      </w:r>
+      <w:r>
+        <w:rPr>
+          <w:rFonts w:hint="eastAsia"/>
+          <w:i/>
+          <w:iCs/>
+        </w:rPr>
+        <w:t xml:space="preserve">年</w:t>
+      </w:r>
+      <w:r>
+        <w:rPr>
+          <w:i/>
+          <w:iCs/>
+        </w:rPr>
+        <w:t xml:space="preserve"> 6 </w:t>
+      </w:r>
+      <w:r>
+        <w:rPr>
+          <w:rFonts w:hint="eastAsia"/>
+          <w:i/>
+          <w:iCs/>
+        </w:rPr>
+        <w:t xml:space="preserve">月</w:t>
+      </w:r>
+      <w:r>
+        <w:rPr>
+          <w:i/>
+          <w:iCs/>
+        </w:rPr>
+        <w:t xml:space="preserve"> 16 </w:t>
+      </w:r>
+      <w:r>
+        <w:rPr>
+          <w:rFonts w:hint="eastAsia"/>
+          <w:i/>
+          <w:iCs/>
+        </w:rPr>
+        <w:t xml:space="preserve">日</w:t>
+      </w:r>
+      <w:r>
+        <w:t xml:space="preserve"> </w:t>
+      </w:r>
+      <w:r>
+        <w:rPr>
+          <w:rFonts w:hint="eastAsia"/>
+          <w:i/>
+          <w:iCs/>
+        </w:rPr>
+        <w:t xml:space="preserve">涉及对话：2026-06-06</w:t>
+      </w:r>
+      <w:r>
+        <w:rPr>
+          <w:i/>
+          <w:iCs/>
+        </w:rPr>
+        <w:t xml:space="preserve"> </w:t>
+      </w:r>
+      <w:r>
+        <w:rPr>
+          <w:rFonts w:hint="eastAsia"/>
+          <w:i/>
+          <w:iCs/>
+        </w:rPr>
+        <w:t xml:space="preserve">至</w:t>
+      </w:r>
+      <w:r>
+        <w:rPr>
+          <w:i/>
+          <w:iCs/>
+        </w:rPr>
+        <w:t xml:space="preserve"> </w:t>
+      </w:r>
+      <w:r>
+        <w:rPr>
+          <w:rFonts w:hint="eastAsia"/>
+          <w:i/>
+          <w:iCs/>
+        </w:rPr>
+        <w:t xml:space="preserve">2026-06-16（共</w:t>
+      </w:r>
+      <w:r>
+        <w:rPr>
+          <w:i/>
+          <w:iCs/>
+        </w:rPr>
+        <w:t xml:space="preserve"> 9 </w:t>
+      </w:r>
+      <w:r>
+        <w:rPr>
+          <w:rFonts w:hint="eastAsia"/>
+          <w:i/>
+          <w:iCs/>
+        </w:rPr>
+        <w:t xml:space="preserve">轮对话）</w:t>
+      </w:r>
+      <w:r>
+        <w:t xml:space="preserve"> </w:t>
+      </w:r>
+      <w:r>
+        <w:rPr>
+          <w:rFonts w:hint="eastAsia"/>
+          <w:i/>
+          <w:iCs/>
+        </w:rPr>
+        <w:t xml:space="preserve">项目仓库：https://github.com/cjj197581/Test-Github-Blog</w:t>
+      </w:r>
+    </w:p>
+    <w:bookmarkEnd w:id="66"/>
+    <w:bookmarkEnd w:id="67"/>
+    <w:bookmarkEnd w:id="68"/>
     <w:sectPr>
       <w:footnotePr>
         <w:numRestart w:val="eachSect"/>
@@ -7269,6 +12594,66 @@
     </w:lvlOverride>
   </w:num>
   <w:num w:numId="1010">
+    <w:abstractNumId w:val="99411"/>
+    <w:lvlOverride w:ilvl="0">
+      <w:startOverride w:val="1"/>
+    </w:lvlOverride>
+    <w:lvlOverride w:ilvl="1">
+      <w:startOverride w:val="1"/>
+    </w:lvlOverride>
+    <w:lvlOverride w:ilvl="2">
+      <w:startOverride w:val="1"/>
+    </w:lvlOverride>
+    <w:lvlOverride w:ilvl="3">
+      <w:startOverride w:val="1"/>
+    </w:lvlOverride>
+    <w:lvlOverride w:ilvl="4">
+      <w:startOverride w:val="1"/>
+    </w:lvlOverride>
+    <w:lvlOverride w:ilvl="5">
+      <w:startOverride w:val="1"/>
+    </w:lvlOverride>
+    <w:lvlOverride w:ilvl="6">
+      <w:startOverride w:val="1"/>
+    </w:lvlOverride>
+    <w:lvlOverride w:ilvl="7">
+      <w:startOverride w:val="1"/>
+    </w:lvlOverride>
+    <w:lvlOverride w:ilvl="8">
+      <w:startOverride w:val="1"/>
+    </w:lvlOverride>
+  </w:num>
+  <w:num w:numId="1011">
+    <w:abstractNumId w:val="99411"/>
+    <w:lvlOverride w:ilvl="0">
+      <w:startOverride w:val="1"/>
+    </w:lvlOverride>
+    <w:lvlOverride w:ilvl="1">
+      <w:startOverride w:val="1"/>
+    </w:lvlOverride>
+    <w:lvlOverride w:ilvl="2">
+      <w:startOverride w:val="1"/>
+    </w:lvlOverride>
+    <w:lvlOverride w:ilvl="3">
+      <w:startOverride w:val="1"/>
+    </w:lvlOverride>
+    <w:lvlOverride w:ilvl="4">
+      <w:startOverride w:val="1"/>
+    </w:lvlOverride>
+    <w:lvlOverride w:ilvl="5">
+      <w:startOverride w:val="1"/>
+    </w:lvlOverride>
+    <w:lvlOverride w:ilvl="6">
+      <w:startOverride w:val="1"/>
+    </w:lvlOverride>
+    <w:lvlOverride w:ilvl="7">
+      <w:startOverride w:val="1"/>
+    </w:lvlOverride>
+    <w:lvlOverride w:ilvl="8">
+      <w:startOverride w:val="1"/>
+    </w:lvlOverride>
+  </w:num>
+  <w:num w:numId="1012">
     <w:abstractNumId w:val="99411"/>
     <w:lvlOverride w:ilvl="0">
       <w:startOverride w:val="1"/>
